--- a/BIS015L.docx
+++ b/BIS015L.docx
@@ -8535,7 +8535,7 @@
           <w:lang w:val="en-US"/>
         </w:rPr>
         <w:drawing>
-          <wp:inline distT="0" distB="0" distL="0" distR="0" wp14:anchorId="67025913" wp14:editId="2DA6EF68">
+          <wp:inline distT="0" distB="0" distL="0" distR="0" wp14:anchorId="67025913" wp14:editId="60A1053C">
             <wp:extent cx="5731510" cy="3047365"/>
             <wp:effectExtent l="0" t="0" r="0" b="635"/>
             <wp:docPr id="16041041" name="Picture 2" descr="A screenshot of a computer&#10;&#10;AI-generated content may be incorrect."/>
@@ -13714,33 +13714,7 @@
           <w:lang w:val="en-US"/>
           <w14:ligatures w14:val="none"/>
         </w:rPr>
-        <w:t>(</w:t>
-      </w:r>
-      <w:r>
-        <w:rPr>
-          <w:rFonts w:ascii="Monaco" w:eastAsia="Times New Roman" w:hAnsi="Monaco" w:cs="Times New Roman"/>
-          <w:color w:val="EE0000"/>
-          <w:kern w:val="0"/>
-          <w:sz w:val="18"/>
-          <w:szCs w:val="18"/>
-          <w:highlight w:val="yellow"/>
-          <w:lang w:val="en-US"/>
-          <w14:ligatures w14:val="none"/>
-        </w:rPr>
-        <w:t>keeps original + adds new columns</w:t>
-      </w:r>
-      <w:r>
-        <w:rPr>
-          <w:rFonts w:ascii="Monaco" w:eastAsia="Times New Roman" w:hAnsi="Monaco" w:cs="Times New Roman"/>
-          <w:color w:val="EE0000"/>
-          <w:kern w:val="0"/>
-          <w:sz w:val="18"/>
-          <w:szCs w:val="18"/>
-          <w:highlight w:val="yellow"/>
-          <w:lang w:val="en-US"/>
-          <w14:ligatures w14:val="none"/>
-        </w:rPr>
-        <w:t>)</w:t>
+        <w:t>(keeps original + adds new columns)</w:t>
       </w:r>
     </w:p>
     <w:p>
@@ -14073,19 +14047,7 @@
           <w:lang w:val="en-US"/>
           <w14:ligatures w14:val="none"/>
         </w:rPr>
-        <w:t>#</w:t>
-      </w:r>
-      <w:r>
-        <w:rPr>
-          <w:rFonts w:ascii="Monaco" w:eastAsia="Times New Roman" w:hAnsi="Monaco" w:cs="Times New Roman"/>
-          <w:color w:val="EE0000"/>
-          <w:kern w:val="0"/>
-          <w:sz w:val="18"/>
-          <w:szCs w:val="18"/>
-          <w:lang w:val="en-US"/>
-          <w14:ligatures w14:val="none"/>
-        </w:rPr>
-        <w:t xml:space="preserve">fix </w:t>
+        <w:t xml:space="preserve">#fix </w:t>
       </w:r>
       <w:proofErr w:type="gramStart"/>
       <w:r>
@@ -14534,7 +14496,7 @@
           <w:lang w:val="en-US"/>
         </w:rPr>
         <w:drawing>
-          <wp:inline distT="0" distB="0" distL="0" distR="0" wp14:anchorId="29091D90" wp14:editId="3DE02821">
+          <wp:inline distT="0" distB="0" distL="0" distR="0" wp14:anchorId="29091D90" wp14:editId="578D3E6F">
             <wp:extent cx="5731510" cy="2170430"/>
             <wp:effectExtent l="0" t="0" r="0" b="1270"/>
             <wp:docPr id="1894402501" name="Picture 17" descr="A screenshot of a computer&#10;&#10;AI-generated content may be incorrect."/>
@@ -15142,7 +15104,7 @@
           <w:lang w:val="en-US"/>
         </w:rPr>
         <w:drawing>
-          <wp:inline distT="0" distB="0" distL="0" distR="0" wp14:anchorId="30B7FDAF" wp14:editId="66435545">
+          <wp:inline distT="0" distB="0" distL="0" distR="0" wp14:anchorId="30B7FDAF" wp14:editId="09E2A980">
             <wp:extent cx="5731510" cy="789305"/>
             <wp:effectExtent l="0" t="0" r="0" b="0"/>
             <wp:docPr id="26868178" name="Picture 18" descr="A close-up of a computer screen&#10;&#10;AI-generated content may be incorrect."/>
@@ -16397,9 +16359,9 @@
           <w14:ligatures w14:val="none"/>
         </w:rPr>
         <w:lastRenderedPageBreak/>
-        <w:t>n_</w:t>
-      </w:r>
-      <w:proofErr w:type="gramStart"/>
+        <w:t>n_distinct</w:t>
+      </w:r>
+      <w:proofErr w:type="spellEnd"/>
       <w:r>
         <w:rPr>
           <w:rFonts w:ascii="Monaco" w:eastAsia="Times New Roman" w:hAnsi="Monaco" w:cs="Times New Roman"/>
@@ -16410,9 +16372,8 @@
           <w:lang w:val="en-US"/>
           <w14:ligatures w14:val="none"/>
         </w:rPr>
-        <w:t>distinct</w:t>
-      </w:r>
-      <w:proofErr w:type="spellEnd"/>
+        <w:t>()</w:t>
+      </w:r>
       <w:r>
         <w:rPr>
           <w:rFonts w:ascii="Monaco" w:eastAsia="Times New Roman" w:hAnsi="Monaco" w:cs="Times New Roman"/>
@@ -16423,20 +16384,7 @@
           <w:lang w:val="en-US"/>
           <w14:ligatures w14:val="none"/>
         </w:rPr>
-        <w:t>(</w:t>
-      </w:r>
-      <w:proofErr w:type="gramEnd"/>
-      <w:r>
-        <w:rPr>
-          <w:rFonts w:ascii="Monaco" w:eastAsia="Times New Roman" w:hAnsi="Monaco" w:cs="Times New Roman"/>
-          <w:color w:val="EE0000"/>
-          <w:kern w:val="0"/>
-          <w:sz w:val="18"/>
-          <w:szCs w:val="18"/>
-          <w:lang w:val="en-US"/>
-          <w14:ligatures w14:val="none"/>
-        </w:rPr>
-        <w:t>)</w:t>
+        <w:t>: used in function`summarise`</w:t>
       </w:r>
       <w:r>
         <w:rPr>

--- a/BIS015L.docx
+++ b/BIS015L.docx
@@ -16359,7 +16359,20 @@
           <w14:ligatures w14:val="none"/>
         </w:rPr>
         <w:lastRenderedPageBreak/>
-        <w:t>n_distinct</w:t>
+        <w:t>n_</w:t>
+      </w:r>
+      <w:proofErr w:type="gramStart"/>
+      <w:r>
+        <w:rPr>
+          <w:rFonts w:ascii="Monaco" w:eastAsia="Times New Roman" w:hAnsi="Monaco" w:cs="Times New Roman"/>
+          <w:color w:val="EE0000"/>
+          <w:kern w:val="0"/>
+          <w:sz w:val="18"/>
+          <w:szCs w:val="18"/>
+          <w:lang w:val="en-US"/>
+          <w14:ligatures w14:val="none"/>
+        </w:rPr>
+        <w:t>distinct</w:t>
       </w:r>
       <w:proofErr w:type="spellEnd"/>
       <w:r>
@@ -16372,8 +16385,9 @@
           <w:lang w:val="en-US"/>
           <w14:ligatures w14:val="none"/>
         </w:rPr>
-        <w:t>()</w:t>
-      </w:r>
+        <w:t>(</w:t>
+      </w:r>
+      <w:proofErr w:type="gramEnd"/>
       <w:r>
         <w:rPr>
           <w:rFonts w:ascii="Monaco" w:eastAsia="Times New Roman" w:hAnsi="Monaco" w:cs="Times New Roman"/>
@@ -16384,11 +16398,63 @@
           <w:lang w:val="en-US"/>
           <w14:ligatures w14:val="none"/>
         </w:rPr>
-        <w:t>: used in function`summarise`</w:t>
-      </w:r>
-      <w:r>
-        <w:rPr>
-          <w:rFonts w:ascii="Monaco" w:eastAsia="Times New Roman" w:hAnsi="Monaco" w:cs="Times New Roman"/>
+        <w:t>)</w:t>
+      </w:r>
+      <w:r>
+        <w:rPr>
+          <w:rFonts w:ascii="Monaco" w:eastAsia="Times New Roman" w:hAnsi="Monaco" w:cs="Times New Roman"/>
+          <w:color w:val="EE0000"/>
+          <w:kern w:val="0"/>
+          <w:sz w:val="18"/>
+          <w:szCs w:val="18"/>
+          <w:lang w:val="en-US"/>
+          <w14:ligatures w14:val="none"/>
+        </w:rPr>
+        <w:t xml:space="preserve">: used in </w:t>
+      </w:r>
+      <w:proofErr w:type="spellStart"/>
+      <w:r>
+        <w:rPr>
+          <w:rFonts w:ascii="Monaco" w:eastAsia="Times New Roman" w:hAnsi="Monaco" w:cs="Times New Roman"/>
+          <w:color w:val="EE0000"/>
+          <w:kern w:val="0"/>
+          <w:sz w:val="18"/>
+          <w:szCs w:val="18"/>
+          <w:lang w:val="en-US"/>
+          <w14:ligatures w14:val="none"/>
+        </w:rPr>
+        <w:t>function`summaris</w:t>
+      </w:r>
+      <w:r>
+        <w:rPr>
+          <w:rFonts w:ascii="Monaco" w:eastAsia="Times New Roman" w:hAnsi="Monaco" w:cs="Times New Roman"/>
+          <w:color w:val="EE0000"/>
+          <w:kern w:val="0"/>
+          <w:sz w:val="18"/>
+          <w:szCs w:val="18"/>
+          <w:lang w:val="en-US"/>
+          <w14:ligatures w14:val="none"/>
+        </w:rPr>
+        <w:t>e</w:t>
+      </w:r>
+      <w:proofErr w:type="spellEnd"/>
+      <w:proofErr w:type="gramStart"/>
+      <w:r>
+        <w:rPr>
+          <w:rFonts w:ascii="Monaco" w:eastAsia="Times New Roman" w:hAnsi="Monaco" w:cs="Times New Roman"/>
+          <w:color w:val="EE0000"/>
+          <w:kern w:val="0"/>
+          <w:sz w:val="18"/>
+          <w:szCs w:val="18"/>
+          <w:lang w:val="en-US"/>
+          <w14:ligatures w14:val="none"/>
+        </w:rPr>
+        <w:t>` ?</w:t>
+      </w:r>
+      <w:proofErr w:type="gramEnd"/>
+      <w:r>
+        <w:rPr>
+          <w:rFonts w:ascii="Monaco" w:eastAsia="Times New Roman" w:hAnsi="Monaco" w:cs="Times New Roman" w:hint="eastAsia"/>
           <w:noProof/>
           <w:color w:val="EE0000"/>
           <w:kern w:val="0"/>
@@ -16477,7 +16543,7 @@
           <w:lang w:val="en-US"/>
         </w:rPr>
         <w:drawing>
-          <wp:inline distT="0" distB="0" distL="0" distR="0" wp14:anchorId="326C7E47" wp14:editId="4AD73C62">
+          <wp:inline distT="0" distB="0" distL="0" distR="0" wp14:anchorId="326C7E47" wp14:editId="0E625979">
             <wp:extent cx="5731510" cy="1469390"/>
             <wp:effectExtent l="0" t="0" r="0" b="3810"/>
             <wp:docPr id="973381320" name="Picture 67" descr="A screenshot of a computer&#10;&#10;AI-generated content may be incorrect."/>
@@ -16507,6 +16573,1276 @@
                     <a:xfrm>
                       <a:off x="0" y="0"/>
                       <a:ext cx="5731510" cy="1469390"/>
+                    </a:xfrm>
+                    <a:prstGeom prst="rect">
+                      <a:avLst/>
+                    </a:prstGeom>
+                  </pic:spPr>
+                </pic:pic>
+              </a:graphicData>
+            </a:graphic>
+          </wp:inline>
+        </w:drawing>
+      </w:r>
+    </w:p>
+    <w:p>
+      <w:pPr>
+        <w:spacing w:after="0"/>
+        <w:rPr>
+          <w:rFonts w:ascii="Monaco" w:eastAsia="Times New Roman" w:hAnsi="Monaco" w:cs="Times New Roman"/>
+          <w:color w:val="EE0000"/>
+          <w:kern w:val="0"/>
+          <w:sz w:val="18"/>
+          <w:szCs w:val="18"/>
+          <w:lang w:val="en-US"/>
+          <w14:ligatures w14:val="none"/>
+        </w:rPr>
+      </w:pPr>
+    </w:p>
+    <w:p>
+      <w:pPr>
+        <w:spacing w:after="0"/>
+        <w:rPr>
+          <w:rFonts w:ascii="Monaco" w:eastAsia="Times New Roman" w:hAnsi="Monaco" w:cs="Times New Roman"/>
+          <w:color w:val="EE0000"/>
+          <w:kern w:val="0"/>
+          <w:sz w:val="18"/>
+          <w:szCs w:val="18"/>
+          <w:lang w:val="en-US"/>
+          <w14:ligatures w14:val="none"/>
+        </w:rPr>
+      </w:pPr>
+      <w:r>
+        <w:rPr>
+          <w:rFonts w:ascii="Monaco" w:eastAsia="Times New Roman" w:hAnsi="Monaco" w:cs="Times New Roman"/>
+          <w:noProof/>
+          <w:color w:val="EE0000"/>
+          <w:kern w:val="0"/>
+          <w:sz w:val="18"/>
+          <w:szCs w:val="18"/>
+          <w:lang w:val="en-US"/>
+        </w:rPr>
+        <mc:AlternateContent>
+          <mc:Choice Requires="wpi">
+            <w:drawing>
+              <wp:anchor distT="0" distB="0" distL="114300" distR="114300" simplePos="0" relativeHeight="251812864" behindDoc="0" locked="0" layoutInCell="1" allowOverlap="1" wp14:anchorId="69252357" wp14:editId="3DC25D0C">
+                <wp:simplePos x="0" y="0"/>
+                <wp:positionH relativeFrom="column">
+                  <wp:posOffset>3135630</wp:posOffset>
+                </wp:positionH>
+                <wp:positionV relativeFrom="paragraph">
+                  <wp:posOffset>854710</wp:posOffset>
+                </wp:positionV>
+                <wp:extent cx="429260" cy="1948105"/>
+                <wp:effectExtent l="38100" t="38100" r="40640" b="33655"/>
+                <wp:wrapNone/>
+                <wp:docPr id="1868882444" name="Ink 22"/>
+                <wp:cNvGraphicFramePr/>
+                <a:graphic xmlns:a="http://schemas.openxmlformats.org/drawingml/2006/main">
+                  <a:graphicData uri="http://schemas.microsoft.com/office/word/2010/wordprocessingInk">
+                    <w14:contentPart bwMode="auto" r:id="rId132">
+                      <w14:nvContentPartPr>
+                        <w14:cNvContentPartPr/>
+                      </w14:nvContentPartPr>
+                      <w14:xfrm>
+                        <a:off x="0" y="0"/>
+                        <a:ext cx="429260" cy="1948105"/>
+                      </w14:xfrm>
+                    </w14:contentPart>
+                  </a:graphicData>
+                </a:graphic>
+              </wp:anchor>
+            </w:drawing>
+          </mc:Choice>
+          <mc:Fallback>
+            <w:pict>
+              <v:shapetype w14:anchorId="0E9E64F7" id="_x0000_t75" coordsize="21600,21600" o:spt="75" o:preferrelative="t" path="m@4@5l@4@11@9@11@9@5xe" filled="f" stroked="f">
+                <v:stroke joinstyle="miter"/>
+                <v:formulas>
+                  <v:f eqn="if lineDrawn pixelLineWidth 0"/>
+                  <v:f eqn="sum @0 1 0"/>
+                  <v:f eqn="sum 0 0 @1"/>
+                  <v:f eqn="prod @2 1 2"/>
+                  <v:f eqn="prod @3 21600 pixelWidth"/>
+                  <v:f eqn="prod @3 21600 pixelHeight"/>
+                  <v:f eqn="sum @0 0 1"/>
+                  <v:f eqn="prod @6 1 2"/>
+                  <v:f eqn="prod @7 21600 pixelWidth"/>
+                  <v:f eqn="sum @8 21600 0"/>
+                  <v:f eqn="prod @7 21600 pixelHeight"/>
+                  <v:f eqn="sum @10 21600 0"/>
+                </v:formulas>
+                <v:path o:extrusionok="f" gradientshapeok="t" o:connecttype="rect"/>
+                <o:lock v:ext="edit" aspectratio="t"/>
+              </v:shapetype>
+              <v:shape id="Ink 22" o:spid="_x0000_s1026" type="#_x0000_t75" style="position:absolute;margin-left:246.4pt;margin-top:66.8pt;width:34.75pt;height:154.4pt;z-index:251812864;visibility:visible;mso-wrap-style:square;mso-wrap-distance-left:9pt;mso-wrap-distance-top:0;mso-wrap-distance-right:9pt;mso-wrap-distance-bottom:0;mso-position-horizontal:absolute;mso-position-horizontal-relative:text;mso-position-vertical:absolute;mso-position-vertical-relative:text" o:gfxdata="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">
+                <v:imagedata r:id="rId133" o:title=""/>
+              </v:shape>
+            </w:pict>
+          </mc:Fallback>
+        </mc:AlternateContent>
+      </w:r>
+      <w:r>
+        <w:rPr>
+          <w:rFonts w:ascii="Monaco" w:eastAsia="Times New Roman" w:hAnsi="Monaco" w:cs="Times New Roman"/>
+          <w:noProof/>
+          <w:color w:val="EE0000"/>
+          <w:kern w:val="0"/>
+          <w:sz w:val="18"/>
+          <w:szCs w:val="18"/>
+          <w:lang w:val="en-US"/>
+        </w:rPr>
+        <mc:AlternateContent>
+          <mc:Choice Requires="wpi">
+            <w:drawing>
+              <wp:anchor distT="0" distB="0" distL="114300" distR="114300" simplePos="0" relativeHeight="251809792" behindDoc="0" locked="0" layoutInCell="1" allowOverlap="1" wp14:anchorId="24F0C3E5" wp14:editId="1910C198">
+                <wp:simplePos x="0" y="0"/>
+                <wp:positionH relativeFrom="column">
+                  <wp:posOffset>722360</wp:posOffset>
+                </wp:positionH>
+                <wp:positionV relativeFrom="paragraph">
+                  <wp:posOffset>889645</wp:posOffset>
+                </wp:positionV>
+                <wp:extent cx="404280" cy="4680"/>
+                <wp:effectExtent l="38100" t="38100" r="40640" b="33655"/>
+                <wp:wrapNone/>
+                <wp:docPr id="249560678" name="Ink 18"/>
+                <wp:cNvGraphicFramePr/>
+                <a:graphic xmlns:a="http://schemas.openxmlformats.org/drawingml/2006/main">
+                  <a:graphicData uri="http://schemas.microsoft.com/office/word/2010/wordprocessingInk">
+                    <w14:contentPart bwMode="auto" r:id="rId134">
+                      <w14:nvContentPartPr>
+                        <w14:cNvContentPartPr/>
+                      </w14:nvContentPartPr>
+                      <w14:xfrm>
+                        <a:off x="0" y="0"/>
+                        <a:ext cx="404280" cy="4680"/>
+                      </w14:xfrm>
+                    </w14:contentPart>
+                  </a:graphicData>
+                </a:graphic>
+              </wp:anchor>
+            </w:drawing>
+          </mc:Choice>
+          <mc:Fallback>
+            <w:pict>
+              <v:shape w14:anchorId="62AAA908" id="Ink 18" o:spid="_x0000_s1026" type="#_x0000_t75" style="position:absolute;margin-left:56.4pt;margin-top:69.55pt;width:32.85pt;height:1.35pt;z-index:251809792;visibility:visible;mso-wrap-style:square;mso-wrap-distance-left:9pt;mso-wrap-distance-top:0;mso-wrap-distance-right:9pt;mso-wrap-distance-bottom:0;mso-position-horizontal:absolute;mso-position-horizontal-relative:text;mso-position-vertical:absolute;mso-position-vertical-relative:text" o:gfxdata="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">
+                <v:imagedata r:id="rId135" o:title=""/>
+              </v:shape>
+            </w:pict>
+          </mc:Fallback>
+        </mc:AlternateContent>
+      </w:r>
+      <w:r>
+        <w:rPr>
+          <w:rFonts w:ascii="Monaco" w:eastAsia="Times New Roman" w:hAnsi="Monaco" w:cs="Times New Roman"/>
+          <w:noProof/>
+          <w:color w:val="EE0000"/>
+          <w:kern w:val="0"/>
+          <w:sz w:val="18"/>
+          <w:szCs w:val="18"/>
+          <w:lang w:val="en-US"/>
+        </w:rPr>
+        <mc:AlternateContent>
+          <mc:Choice Requires="wpi">
+            <w:drawing>
+              <wp:anchor distT="0" distB="0" distL="114300" distR="114300" simplePos="0" relativeHeight="251808768" behindDoc="0" locked="0" layoutInCell="1" allowOverlap="1" wp14:anchorId="53CC3650" wp14:editId="5167208E">
+                <wp:simplePos x="0" y="0"/>
+                <wp:positionH relativeFrom="column">
+                  <wp:posOffset>2246600</wp:posOffset>
+                </wp:positionH>
+                <wp:positionV relativeFrom="paragraph">
+                  <wp:posOffset>901885</wp:posOffset>
+                </wp:positionV>
+                <wp:extent cx="230040" cy="360"/>
+                <wp:effectExtent l="38100" t="38100" r="36830" b="38100"/>
+                <wp:wrapNone/>
+                <wp:docPr id="1067477927" name="Ink 17"/>
+                <wp:cNvGraphicFramePr/>
+                <a:graphic xmlns:a="http://schemas.openxmlformats.org/drawingml/2006/main">
+                  <a:graphicData uri="http://schemas.microsoft.com/office/word/2010/wordprocessingInk">
+                    <w14:contentPart bwMode="auto" r:id="rId136">
+                      <w14:nvContentPartPr>
+                        <w14:cNvContentPartPr/>
+                      </w14:nvContentPartPr>
+                      <w14:xfrm>
+                        <a:off x="0" y="0"/>
+                        <a:ext cx="230040" cy="360"/>
+                      </w14:xfrm>
+                    </w14:contentPart>
+                  </a:graphicData>
+                </a:graphic>
+              </wp:anchor>
+            </w:drawing>
+          </mc:Choice>
+          <mc:Fallback>
+            <w:pict>
+              <v:shape w14:anchorId="0EF2BDC0" id="Ink 17" o:spid="_x0000_s1026" type="#_x0000_t75" style="position:absolute;margin-left:176.4pt;margin-top:70.5pt;width:19.1pt;height:1.05pt;z-index:251808768;visibility:visible;mso-wrap-style:square;mso-wrap-distance-left:9pt;mso-wrap-distance-top:0;mso-wrap-distance-right:9pt;mso-wrap-distance-bottom:0;mso-position-horizontal:absolute;mso-position-horizontal-relative:text;mso-position-vertical:absolute;mso-position-vertical-relative:text" o:gfxdata="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">
+                <v:imagedata r:id="rId137" o:title=""/>
+              </v:shape>
+            </w:pict>
+          </mc:Fallback>
+        </mc:AlternateContent>
+      </w:r>
+      <w:r>
+        <w:rPr>
+          <w:rFonts w:ascii="Monaco" w:eastAsia="Times New Roman" w:hAnsi="Monaco" w:cs="Times New Roman"/>
+          <w:noProof/>
+          <w:color w:val="EE0000"/>
+          <w:kern w:val="0"/>
+          <w:sz w:val="18"/>
+          <w:szCs w:val="18"/>
+          <w:lang w:val="en-US"/>
+        </w:rPr>
+        <w:drawing>
+          <wp:inline distT="0" distB="0" distL="0" distR="0" wp14:anchorId="28810F86" wp14:editId="44897A2B">
+            <wp:extent cx="5731510" cy="2000885"/>
+            <wp:effectExtent l="0" t="0" r="0" b="5715"/>
+            <wp:docPr id="1522802172" name="Picture 1" descr="A screenshot of a computer code&#10;&#10;AI-generated content may be incorrect."/>
+            <wp:cNvGraphicFramePr>
+              <a:graphicFrameLocks xmlns:a="http://schemas.openxmlformats.org/drawingml/2006/main" noChangeAspect="1"/>
+            </wp:cNvGraphicFramePr>
+            <a:graphic xmlns:a="http://schemas.openxmlformats.org/drawingml/2006/main">
+              <a:graphicData uri="http://schemas.openxmlformats.org/drawingml/2006/picture">
+                <pic:pic xmlns:pic="http://schemas.openxmlformats.org/drawingml/2006/picture">
+                  <pic:nvPicPr>
+                    <pic:cNvPr id="1522802172" name="Picture 1" descr="A screenshot of a computer code&#10;&#10;AI-generated content may be incorrect."/>
+                    <pic:cNvPicPr/>
+                  </pic:nvPicPr>
+                  <pic:blipFill>
+                    <a:blip r:embed="rId138" cstate="print">
+                      <a:extLst>
+                        <a:ext uri="{28A0092B-C50C-407E-A947-70E740481C1C}">
+                          <a14:useLocalDpi xmlns:a14="http://schemas.microsoft.com/office/drawing/2010/main" val="0"/>
+                        </a:ext>
+                      </a:extLst>
+                    </a:blip>
+                    <a:stretch>
+                      <a:fillRect/>
+                    </a:stretch>
+                  </pic:blipFill>
+                  <pic:spPr>
+                    <a:xfrm>
+                      <a:off x="0" y="0"/>
+                      <a:ext cx="5731510" cy="2000885"/>
+                    </a:xfrm>
+                    <a:prstGeom prst="rect">
+                      <a:avLst/>
+                    </a:prstGeom>
+                  </pic:spPr>
+                </pic:pic>
+              </a:graphicData>
+            </a:graphic>
+          </wp:inline>
+        </w:drawing>
+      </w:r>
+    </w:p>
+    <w:p>
+      <w:pPr>
+        <w:spacing w:after="0"/>
+        <w:rPr>
+          <w:rFonts w:ascii="Monaco" w:eastAsia="Times New Roman" w:hAnsi="Monaco" w:cs="Times New Roman"/>
+          <w:color w:val="EE0000"/>
+          <w:kern w:val="0"/>
+          <w:sz w:val="18"/>
+          <w:szCs w:val="18"/>
+          <w:lang w:val="en-US"/>
+          <w14:ligatures w14:val="none"/>
+        </w:rPr>
+      </w:pPr>
+    </w:p>
+    <w:p>
+      <w:pPr>
+        <w:spacing w:after="0"/>
+        <w:rPr>
+          <w:rFonts w:ascii="Monaco" w:eastAsia="Times New Roman" w:hAnsi="Monaco" w:cs="Times New Roman"/>
+          <w:color w:val="000000" w:themeColor="text1"/>
+          <w:kern w:val="0"/>
+          <w:sz w:val="18"/>
+          <w:szCs w:val="18"/>
+          <w:lang w:val="en-US"/>
+          <w14:ligatures w14:val="none"/>
+        </w:rPr>
+      </w:pPr>
+      <w:proofErr w:type="gramStart"/>
+      <w:r>
+        <w:rPr>
+          <w:rFonts w:ascii="Monaco" w:eastAsia="Times New Roman" w:hAnsi="Monaco" w:cs="Times New Roman"/>
+          <w:color w:val="000000" w:themeColor="text1"/>
+          <w:kern w:val="0"/>
+          <w:sz w:val="18"/>
+          <w:szCs w:val="18"/>
+          <w:lang w:val="en-US"/>
+          <w14:ligatures w14:val="none"/>
+        </w:rPr>
+        <w:t>summarise(</w:t>
+      </w:r>
+      <w:proofErr w:type="gramEnd"/>
+      <w:r>
+        <w:rPr>
+          <w:rFonts w:ascii="Monaco" w:eastAsia="Times New Roman" w:hAnsi="Monaco" w:cs="Times New Roman"/>
+          <w:color w:val="000000" w:themeColor="text1"/>
+          <w:kern w:val="0"/>
+          <w:sz w:val="18"/>
+          <w:szCs w:val="18"/>
+          <w:lang w:val="en-US"/>
+          <w14:ligatures w14:val="none"/>
+        </w:rPr>
+        <w:t xml:space="preserve">) doesn’t use ~ directly — but helper functions like </w:t>
+      </w:r>
+      <w:proofErr w:type="gramStart"/>
+      <w:r>
+        <w:rPr>
+          <w:rFonts w:ascii="Monaco" w:eastAsia="Times New Roman" w:hAnsi="Monaco" w:cs="Times New Roman"/>
+          <w:color w:val="000000" w:themeColor="text1"/>
+          <w:kern w:val="0"/>
+          <w:sz w:val="18"/>
+          <w:szCs w:val="18"/>
+          <w:lang w:val="en-US"/>
+          <w14:ligatures w14:val="none"/>
+        </w:rPr>
+        <w:t>across(</w:t>
+      </w:r>
+      <w:proofErr w:type="gramEnd"/>
+      <w:r>
+        <w:rPr>
+          <w:rFonts w:ascii="Monaco" w:eastAsia="Times New Roman" w:hAnsi="Monaco" w:cs="Times New Roman"/>
+          <w:color w:val="000000" w:themeColor="text1"/>
+          <w:kern w:val="0"/>
+          <w:sz w:val="18"/>
+          <w:szCs w:val="18"/>
+          <w:lang w:val="en-US"/>
+          <w14:ligatures w14:val="none"/>
+        </w:rPr>
+        <w:t xml:space="preserve">) inside </w:t>
+      </w:r>
+      <w:proofErr w:type="spellStart"/>
+      <w:r>
+        <w:rPr>
+          <w:rFonts w:ascii="Monaco" w:eastAsia="Times New Roman" w:hAnsi="Monaco" w:cs="Times New Roman"/>
+          <w:color w:val="000000" w:themeColor="text1"/>
+          <w:kern w:val="0"/>
+          <w:sz w:val="18"/>
+          <w:szCs w:val="18"/>
+          <w:lang w:val="en-US"/>
+          <w14:ligatures w14:val="none"/>
+        </w:rPr>
+        <w:t>summarise</w:t>
+      </w:r>
+      <w:proofErr w:type="spellEnd"/>
+      <w:r>
+        <w:rPr>
+          <w:rFonts w:ascii="Monaco" w:eastAsia="Times New Roman" w:hAnsi="Monaco" w:cs="Times New Roman"/>
+          <w:color w:val="000000" w:themeColor="text1"/>
+          <w:kern w:val="0"/>
+          <w:sz w:val="18"/>
+          <w:szCs w:val="18"/>
+          <w:lang w:val="en-US"/>
+          <w14:ligatures w14:val="none"/>
+        </w:rPr>
+        <w:t xml:space="preserve"> do.</w:t>
+      </w:r>
+    </w:p>
+    <w:p>
+      <w:pPr>
+        <w:spacing w:after="0"/>
+        <w:rPr>
+          <w:rFonts w:ascii="Monaco" w:eastAsia="Times New Roman" w:hAnsi="Monaco" w:cs="Times New Roman"/>
+          <w:color w:val="000000" w:themeColor="text1"/>
+          <w:kern w:val="0"/>
+          <w:sz w:val="18"/>
+          <w:szCs w:val="18"/>
+          <w:lang w:val="en-US"/>
+          <w14:ligatures w14:val="none"/>
+        </w:rPr>
+      </w:pPr>
+      <w:r>
+        <w:rPr>
+          <w:rFonts w:ascii="Monaco" w:eastAsia="Times New Roman" w:hAnsi="Monaco" w:cs="Times New Roman"/>
+          <w:noProof/>
+          <w:color w:val="000000" w:themeColor="text1"/>
+          <w:kern w:val="0"/>
+          <w:sz w:val="18"/>
+          <w:szCs w:val="18"/>
+          <w:lang w:val="en-US"/>
+        </w:rPr>
+        <w:drawing>
+          <wp:inline distT="0" distB="0" distL="0" distR="0" wp14:anchorId="74D96C8D" wp14:editId="542659E7">
+            <wp:extent cx="3365500" cy="787400"/>
+            <wp:effectExtent l="0" t="0" r="0" b="0"/>
+            <wp:docPr id="2052074985" name="Picture 16" descr="A close-up of a black and purple text&#10;&#10;AI-generated content may be incorrect."/>
+            <wp:cNvGraphicFramePr>
+              <a:graphicFrameLocks xmlns:a="http://schemas.openxmlformats.org/drawingml/2006/main" noChangeAspect="1"/>
+            </wp:cNvGraphicFramePr>
+            <a:graphic xmlns:a="http://schemas.openxmlformats.org/drawingml/2006/main">
+              <a:graphicData uri="http://schemas.openxmlformats.org/drawingml/2006/picture">
+                <pic:pic xmlns:pic="http://schemas.openxmlformats.org/drawingml/2006/picture">
+                  <pic:nvPicPr>
+                    <pic:cNvPr id="2052074985" name="Picture 16" descr="A close-up of a black and purple text&#10;&#10;AI-generated content may be incorrect."/>
+                    <pic:cNvPicPr/>
+                  </pic:nvPicPr>
+                  <pic:blipFill>
+                    <a:blip r:embed="rId139">
+                      <a:extLst>
+                        <a:ext uri="{28A0092B-C50C-407E-A947-70E740481C1C}">
+                          <a14:useLocalDpi xmlns:a14="http://schemas.microsoft.com/office/drawing/2010/main" val="0"/>
+                        </a:ext>
+                      </a:extLst>
+                    </a:blip>
+                    <a:stretch>
+                      <a:fillRect/>
+                    </a:stretch>
+                  </pic:blipFill>
+                  <pic:spPr>
+                    <a:xfrm>
+                      <a:off x="0" y="0"/>
+                      <a:ext cx="3365500" cy="787400"/>
+                    </a:xfrm>
+                    <a:prstGeom prst="rect">
+                      <a:avLst/>
+                    </a:prstGeom>
+                  </pic:spPr>
+                </pic:pic>
+              </a:graphicData>
+            </a:graphic>
+          </wp:inline>
+        </w:drawing>
+      </w:r>
+    </w:p>
+    <w:p>
+      <w:pPr>
+        <w:spacing w:after="0"/>
+        <w:rPr>
+          <w:rFonts w:ascii="Monaco" w:eastAsia="Times New Roman" w:hAnsi="Monaco" w:cs="Times New Roman"/>
+          <w:color w:val="000000" w:themeColor="text1"/>
+          <w:kern w:val="0"/>
+          <w:sz w:val="18"/>
+          <w:szCs w:val="18"/>
+          <w:lang w:val="en-US"/>
+          <w14:ligatures w14:val="none"/>
+        </w:rPr>
+      </w:pPr>
+    </w:p>
+    <w:p>
+      <w:pPr>
+        <w:spacing w:after="0"/>
+        <w:rPr>
+          <w:rFonts w:ascii="Monaco" w:eastAsia="Times New Roman" w:hAnsi="Monaco" w:cs="Times New Roman"/>
+          <w:color w:val="000000" w:themeColor="text1"/>
+          <w:kern w:val="0"/>
+          <w:sz w:val="18"/>
+          <w:szCs w:val="18"/>
+          <w:lang w:val="en-US"/>
+          <w14:ligatures w14:val="none"/>
+        </w:rPr>
+      </w:pPr>
+    </w:p>
+    <w:p>
+      <w:pPr>
+        <w:spacing w:after="0"/>
+        <w:rPr>
+          <w:rFonts w:ascii="Monaco" w:eastAsia="Times New Roman" w:hAnsi="Monaco" w:cs="Times New Roman"/>
+          <w:color w:val="000000" w:themeColor="text1"/>
+          <w:kern w:val="0"/>
+          <w:sz w:val="18"/>
+          <w:szCs w:val="18"/>
+          <w:lang w:val="en-US"/>
+          <w14:ligatures w14:val="none"/>
+        </w:rPr>
+      </w:pPr>
+    </w:p>
+    <w:p>
+      <w:pPr>
+        <w:spacing w:after="0"/>
+        <w:rPr>
+          <w:rFonts w:ascii="Monaco" w:eastAsia="Times New Roman" w:hAnsi="Monaco" w:cs="Times New Roman"/>
+          <w:color w:val="000000" w:themeColor="text1"/>
+          <w:kern w:val="0"/>
+          <w:sz w:val="18"/>
+          <w:szCs w:val="18"/>
+          <w:lang w:val="en-US"/>
+          <w14:ligatures w14:val="none"/>
+        </w:rPr>
+      </w:pPr>
+    </w:p>
+    <w:p>
+      <w:pPr>
+        <w:spacing w:after="0"/>
+        <w:rPr>
+          <w:rFonts w:ascii="Monaco" w:eastAsia="Times New Roman" w:hAnsi="Monaco" w:cs="Times New Roman"/>
+          <w:color w:val="000000" w:themeColor="text1"/>
+          <w:kern w:val="0"/>
+          <w:sz w:val="18"/>
+          <w:szCs w:val="18"/>
+          <w:lang w:val="en-US"/>
+          <w14:ligatures w14:val="none"/>
+        </w:rPr>
+      </w:pPr>
+    </w:p>
+    <w:p>
+      <w:pPr>
+        <w:spacing w:after="0"/>
+        <w:rPr>
+          <w:rFonts w:ascii="Monaco" w:eastAsia="Times New Roman" w:hAnsi="Monaco" w:cs="Times New Roman"/>
+          <w:color w:val="000000" w:themeColor="text1"/>
+          <w:kern w:val="0"/>
+          <w:sz w:val="18"/>
+          <w:szCs w:val="18"/>
+          <w:lang w:val="en-US"/>
+          <w14:ligatures w14:val="none"/>
+        </w:rPr>
+      </w:pPr>
+    </w:p>
+    <w:p>
+      <w:pPr>
+        <w:spacing w:after="0"/>
+        <w:rPr>
+          <w:rFonts w:ascii="Monaco" w:eastAsia="Times New Roman" w:hAnsi="Monaco" w:cs="Times New Roman"/>
+          <w:color w:val="000000" w:themeColor="text1"/>
+          <w:kern w:val="0"/>
+          <w:sz w:val="18"/>
+          <w:szCs w:val="18"/>
+          <w:lang w:val="en-US"/>
+          <w14:ligatures w14:val="none"/>
+        </w:rPr>
+      </w:pPr>
+    </w:p>
+    <w:p>
+      <w:pPr>
+        <w:spacing w:after="0"/>
+        <w:rPr>
+          <w:rFonts w:ascii="Monaco" w:eastAsia="Times New Roman" w:hAnsi="Monaco" w:cs="Times New Roman"/>
+          <w:color w:val="000000" w:themeColor="text1"/>
+          <w:kern w:val="0"/>
+          <w:sz w:val="18"/>
+          <w:szCs w:val="18"/>
+          <w:lang w:val="en-US"/>
+          <w14:ligatures w14:val="none"/>
+        </w:rPr>
+      </w:pPr>
+    </w:p>
+    <w:p>
+      <w:pPr>
+        <w:spacing w:after="0"/>
+        <w:rPr>
+          <w:rFonts w:ascii="Monaco" w:eastAsia="Times New Roman" w:hAnsi="Monaco" w:cs="Times New Roman"/>
+          <w:color w:val="000000" w:themeColor="text1"/>
+          <w:kern w:val="0"/>
+          <w:sz w:val="18"/>
+          <w:szCs w:val="18"/>
+          <w:lang w:val="en-US"/>
+          <w14:ligatures w14:val="none"/>
+        </w:rPr>
+      </w:pPr>
+    </w:p>
+    <w:p>
+      <w:pPr>
+        <w:spacing w:after="0"/>
+        <w:rPr>
+          <w:rFonts w:ascii="Monaco" w:eastAsia="Times New Roman" w:hAnsi="Monaco" w:cs="Times New Roman"/>
+          <w:color w:val="000000" w:themeColor="text1"/>
+          <w:kern w:val="0"/>
+          <w:sz w:val="18"/>
+          <w:szCs w:val="18"/>
+          <w:lang w:val="en-US"/>
+          <w14:ligatures w14:val="none"/>
+        </w:rPr>
+      </w:pPr>
+    </w:p>
+    <w:p>
+      <w:pPr>
+        <w:spacing w:after="0"/>
+        <w:rPr>
+          <w:rFonts w:ascii="Monaco" w:eastAsia="Times New Roman" w:hAnsi="Monaco" w:cs="Times New Roman"/>
+          <w:color w:val="000000" w:themeColor="text1"/>
+          <w:kern w:val="0"/>
+          <w:sz w:val="18"/>
+          <w:szCs w:val="18"/>
+          <w:lang w:val="en-US"/>
+          <w14:ligatures w14:val="none"/>
+        </w:rPr>
+      </w:pPr>
+    </w:p>
+    <w:p>
+      <w:pPr>
+        <w:spacing w:after="0"/>
+        <w:rPr>
+          <w:rFonts w:ascii="Monaco" w:eastAsia="Times New Roman" w:hAnsi="Monaco" w:cs="Times New Roman"/>
+          <w:color w:val="000000" w:themeColor="text1"/>
+          <w:kern w:val="0"/>
+          <w:sz w:val="18"/>
+          <w:szCs w:val="18"/>
+          <w:lang w:val="en-US"/>
+          <w14:ligatures w14:val="none"/>
+        </w:rPr>
+      </w:pPr>
+    </w:p>
+    <w:p>
+      <w:pPr>
+        <w:spacing w:after="0"/>
+        <w:rPr>
+          <w:rFonts w:ascii="Monaco" w:eastAsia="Times New Roman" w:hAnsi="Monaco" w:cs="Times New Roman"/>
+          <w:color w:val="000000" w:themeColor="text1"/>
+          <w:kern w:val="0"/>
+          <w:sz w:val="18"/>
+          <w:szCs w:val="18"/>
+          <w:lang w:val="en-US"/>
+          <w14:ligatures w14:val="none"/>
+        </w:rPr>
+      </w:pPr>
+    </w:p>
+    <w:p>
+      <w:pPr>
+        <w:spacing w:after="0"/>
+        <w:rPr>
+          <w:rFonts w:ascii="Monaco" w:eastAsia="Times New Roman" w:hAnsi="Monaco" w:cs="Times New Roman"/>
+          <w:color w:val="000000" w:themeColor="text1"/>
+          <w:kern w:val="0"/>
+          <w:sz w:val="18"/>
+          <w:szCs w:val="18"/>
+          <w:lang w:val="en-US"/>
+          <w14:ligatures w14:val="none"/>
+        </w:rPr>
+      </w:pPr>
+    </w:p>
+    <w:p>
+      <w:pPr>
+        <w:spacing w:after="0"/>
+        <w:rPr>
+          <w:rFonts w:ascii="Monaco" w:eastAsia="Times New Roman" w:hAnsi="Monaco" w:cs="Times New Roman"/>
+          <w:color w:val="000000" w:themeColor="text1"/>
+          <w:kern w:val="0"/>
+          <w:sz w:val="18"/>
+          <w:szCs w:val="18"/>
+          <w:lang w:val="en-US"/>
+          <w14:ligatures w14:val="none"/>
+        </w:rPr>
+      </w:pPr>
+    </w:p>
+    <w:p>
+      <w:pPr>
+        <w:spacing w:after="0"/>
+        <w:rPr>
+          <w:rFonts w:ascii="Monaco" w:eastAsia="Times New Roman" w:hAnsi="Monaco" w:cs="Times New Roman"/>
+          <w:color w:val="000000" w:themeColor="text1"/>
+          <w:kern w:val="0"/>
+          <w:sz w:val="18"/>
+          <w:szCs w:val="18"/>
+          <w:lang w:val="en-US"/>
+          <w14:ligatures w14:val="none"/>
+        </w:rPr>
+      </w:pPr>
+      <w:r>
+        <w:rPr>
+          <w:rFonts w:ascii="Monaco" w:eastAsia="Times New Roman" w:hAnsi="Monaco" w:cs="Times New Roman"/>
+          <w:color w:val="000000" w:themeColor="text1"/>
+          <w:kern w:val="0"/>
+          <w:sz w:val="18"/>
+          <w:szCs w:val="18"/>
+          <w:lang w:val="en-US"/>
+          <w14:ligatures w14:val="none"/>
+        </w:rPr>
+        <w:t>Lab8</w:t>
+      </w:r>
+    </w:p>
+    <w:p>
+      <w:pPr>
+        <w:spacing w:after="0"/>
+        <w:rPr>
+          <w:rFonts w:ascii="Monaco" w:eastAsia="Times New Roman" w:hAnsi="Monaco" w:cs="Times New Roman"/>
+          <w:color w:val="EE0000"/>
+          <w:kern w:val="0"/>
+          <w:sz w:val="18"/>
+          <w:szCs w:val="18"/>
+          <w:lang w:val="en-US"/>
+          <w14:ligatures w14:val="none"/>
+        </w:rPr>
+      </w:pPr>
+      <w:proofErr w:type="spellStart"/>
+      <w:r>
+        <w:rPr>
+          <w:rFonts w:ascii="Monaco" w:eastAsia="Times New Roman" w:hAnsi="Monaco" w:cs="Times New Roman"/>
+          <w:color w:val="EE0000"/>
+          <w:kern w:val="0"/>
+          <w:sz w:val="18"/>
+          <w:szCs w:val="18"/>
+          <w:highlight w:val="yellow"/>
+          <w:lang w:val="en-US"/>
+          <w14:ligatures w14:val="none"/>
+        </w:rPr>
+        <w:t>group_by</w:t>
+      </w:r>
+      <w:proofErr w:type="spellEnd"/>
+    </w:p>
+    <w:p>
+      <w:pPr>
+        <w:spacing w:after="0"/>
+        <w:rPr>
+          <w:rFonts w:ascii="Monaco" w:eastAsia="Times New Roman" w:hAnsi="Monaco" w:cs="Times New Roman"/>
+          <w:color w:val="000000" w:themeColor="text1"/>
+          <w:kern w:val="0"/>
+          <w:sz w:val="18"/>
+          <w:szCs w:val="18"/>
+          <w:lang w:val="en-US"/>
+          <w14:ligatures w14:val="none"/>
+        </w:rPr>
+      </w:pPr>
+      <w:r>
+        <w:rPr>
+          <w:rFonts w:ascii="Monaco" w:eastAsia="Times New Roman" w:hAnsi="Monaco" w:cs="Times New Roman"/>
+          <w:color w:val="000000" w:themeColor="text1"/>
+          <w:kern w:val="0"/>
+          <w:sz w:val="18"/>
+          <w:szCs w:val="18"/>
+          <w:lang w:val="en-US"/>
+          <w14:ligatures w14:val="none"/>
+        </w:rPr>
+        <w:t>`</w:t>
+      </w:r>
+      <w:proofErr w:type="spellStart"/>
+      <w:r>
+        <w:rPr>
+          <w:rFonts w:ascii="Monaco" w:eastAsia="Times New Roman" w:hAnsi="Monaco" w:cs="Times New Roman"/>
+          <w:color w:val="000000" w:themeColor="text1"/>
+          <w:kern w:val="0"/>
+          <w:sz w:val="18"/>
+          <w:szCs w:val="18"/>
+          <w:lang w:val="en-US"/>
+          <w14:ligatures w14:val="none"/>
+        </w:rPr>
+        <w:t>group_by</w:t>
+      </w:r>
+      <w:proofErr w:type="spellEnd"/>
+      <w:r>
+        <w:rPr>
+          <w:rFonts w:ascii="Monaco" w:eastAsia="Times New Roman" w:hAnsi="Monaco" w:cs="Times New Roman"/>
+          <w:color w:val="000000" w:themeColor="text1"/>
+          <w:kern w:val="0"/>
+          <w:sz w:val="18"/>
+          <w:szCs w:val="18"/>
+          <w:lang w:val="en-US"/>
+          <w14:ligatures w14:val="none"/>
+        </w:rPr>
+        <w:t>` go with summarize</w:t>
+      </w:r>
+    </w:p>
+    <w:p>
+      <w:pPr>
+        <w:spacing w:after="0"/>
+        <w:rPr>
+          <w:rFonts w:ascii="Monaco" w:eastAsia="Times New Roman" w:hAnsi="Monaco" w:cs="Times New Roman"/>
+          <w:color w:val="000000" w:themeColor="text1"/>
+          <w:kern w:val="0"/>
+          <w:sz w:val="18"/>
+          <w:szCs w:val="18"/>
+          <w:lang w:val="en-US"/>
+          <w14:ligatures w14:val="none"/>
+        </w:rPr>
+      </w:pPr>
+      <w:r>
+        <w:rPr>
+          <w:rFonts w:ascii="Monaco" w:eastAsia="Times New Roman" w:hAnsi="Monaco" w:cs="Times New Roman"/>
+          <w:color w:val="000000" w:themeColor="text1"/>
+          <w:kern w:val="0"/>
+          <w:sz w:val="18"/>
+          <w:szCs w:val="18"/>
+          <w:lang w:val="en-US"/>
+          <w14:ligatures w14:val="none"/>
+        </w:rPr>
+        <w:t>Only for categorical variables, not continuous variables</w:t>
+      </w:r>
+    </w:p>
+    <w:p>
+      <w:pPr>
+        <w:spacing w:after="0"/>
+        <w:rPr>
+          <w:rFonts w:ascii="Monaco" w:eastAsia="Times New Roman" w:hAnsi="Monaco" w:cs="Times New Roman"/>
+          <w:color w:val="000000" w:themeColor="text1"/>
+          <w:kern w:val="0"/>
+          <w:sz w:val="18"/>
+          <w:szCs w:val="18"/>
+          <w:lang w:val="en-US"/>
+          <w14:ligatures w14:val="none"/>
+        </w:rPr>
+      </w:pPr>
+      <w:r>
+        <w:rPr>
+          <w:rFonts w:ascii="Monaco" w:eastAsia="Times New Roman" w:hAnsi="Monaco" w:cs="Times New Roman"/>
+          <w:noProof/>
+          <w:color w:val="000000" w:themeColor="text1"/>
+          <w:kern w:val="0"/>
+          <w:sz w:val="18"/>
+          <w:szCs w:val="18"/>
+          <w:lang w:val="en-US"/>
+        </w:rPr>
+        <mc:AlternateContent>
+          <mc:Choice Requires="wpi">
+            <w:drawing>
+              <wp:anchor distT="0" distB="0" distL="114300" distR="114300" simplePos="0" relativeHeight="251807744" behindDoc="0" locked="0" layoutInCell="1" allowOverlap="1" wp14:anchorId="562F25BD" wp14:editId="70CBD391">
+                <wp:simplePos x="0" y="0"/>
+                <wp:positionH relativeFrom="column">
+                  <wp:posOffset>2256155</wp:posOffset>
+                </wp:positionH>
+                <wp:positionV relativeFrom="paragraph">
+                  <wp:posOffset>624205</wp:posOffset>
+                </wp:positionV>
+                <wp:extent cx="2745740" cy="1518920"/>
+                <wp:effectExtent l="38100" t="38100" r="35560" b="43180"/>
+                <wp:wrapNone/>
+                <wp:docPr id="1521190613" name="Ink 15"/>
+                <wp:cNvGraphicFramePr/>
+                <a:graphic xmlns:a="http://schemas.openxmlformats.org/drawingml/2006/main">
+                  <a:graphicData uri="http://schemas.microsoft.com/office/word/2010/wordprocessingInk">
+                    <w14:contentPart bwMode="auto" r:id="rId140">
+                      <w14:nvContentPartPr>
+                        <w14:cNvContentPartPr/>
+                      </w14:nvContentPartPr>
+                      <w14:xfrm>
+                        <a:off x="0" y="0"/>
+                        <a:ext cx="2745740" cy="1518920"/>
+                      </w14:xfrm>
+                    </w14:contentPart>
+                  </a:graphicData>
+                </a:graphic>
+              </wp:anchor>
+            </w:drawing>
+          </mc:Choice>
+          <mc:Fallback>
+            <w:pict>
+              <v:shape w14:anchorId="53097E58" id="Ink 15" o:spid="_x0000_s1026" type="#_x0000_t75" style="position:absolute;margin-left:177.15pt;margin-top:48.65pt;width:217.15pt;height:120.55pt;z-index:251807744;visibility:visible;mso-wrap-style:square;mso-wrap-distance-left:9pt;mso-wrap-distance-top:0;mso-wrap-distance-right:9pt;mso-wrap-distance-bottom:0;mso-position-horizontal:absolute;mso-position-horizontal-relative:text;mso-position-vertical:absolute;mso-position-vertical-relative:text" o:gfxdata="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">
+                <v:imagedata r:id="rId141" o:title=""/>
+              </v:shape>
+            </w:pict>
+          </mc:Fallback>
+        </mc:AlternateContent>
+      </w:r>
+      <w:r>
+        <w:rPr>
+          <w:rFonts w:ascii="Monaco" w:eastAsia="Times New Roman" w:hAnsi="Monaco" w:cs="Times New Roman"/>
+          <w:noProof/>
+          <w:color w:val="000000" w:themeColor="text1"/>
+          <w:kern w:val="0"/>
+          <w:sz w:val="18"/>
+          <w:szCs w:val="18"/>
+          <w:lang w:val="en-US"/>
+        </w:rPr>
+        <mc:AlternateContent>
+          <mc:Choice Requires="wpi">
+            <w:drawing>
+              <wp:anchor distT="0" distB="0" distL="114300" distR="114300" simplePos="0" relativeHeight="251798528" behindDoc="0" locked="0" layoutInCell="1" allowOverlap="1" wp14:anchorId="3BA01DDA" wp14:editId="2242591D">
+                <wp:simplePos x="0" y="0"/>
+                <wp:positionH relativeFrom="column">
+                  <wp:posOffset>1814600</wp:posOffset>
+                </wp:positionH>
+                <wp:positionV relativeFrom="paragraph">
+                  <wp:posOffset>532840</wp:posOffset>
+                </wp:positionV>
+                <wp:extent cx="358920" cy="115200"/>
+                <wp:effectExtent l="38100" t="38100" r="34925" b="37465"/>
+                <wp:wrapNone/>
+                <wp:docPr id="1864989642" name="Ink 5"/>
+                <wp:cNvGraphicFramePr/>
+                <a:graphic xmlns:a="http://schemas.openxmlformats.org/drawingml/2006/main">
+                  <a:graphicData uri="http://schemas.microsoft.com/office/word/2010/wordprocessingInk">
+                    <w14:contentPart bwMode="auto" r:id="rId142">
+                      <w14:nvContentPartPr>
+                        <w14:cNvContentPartPr/>
+                      </w14:nvContentPartPr>
+                      <w14:xfrm>
+                        <a:off x="0" y="0"/>
+                        <a:ext cx="358920" cy="115200"/>
+                      </w14:xfrm>
+                    </w14:contentPart>
+                  </a:graphicData>
+                </a:graphic>
+              </wp:anchor>
+            </w:drawing>
+          </mc:Choice>
+          <mc:Fallback>
+            <w:pict>
+              <v:shape w14:anchorId="18AC2AC2" id="Ink 5" o:spid="_x0000_s1026" type="#_x0000_t75" style="position:absolute;margin-left:142.4pt;margin-top:41.45pt;width:29.25pt;height:10.05pt;z-index:251798528;visibility:visible;mso-wrap-style:square;mso-wrap-distance-left:9pt;mso-wrap-distance-top:0;mso-wrap-distance-right:9pt;mso-wrap-distance-bottom:0;mso-position-horizontal:absolute;mso-position-horizontal-relative:text;mso-position-vertical:absolute;mso-position-vertical-relative:text" o:gfxdata="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">
+                <v:imagedata r:id="rId143" o:title=""/>
+              </v:shape>
+            </w:pict>
+          </mc:Fallback>
+        </mc:AlternateContent>
+      </w:r>
+      <w:r>
+        <w:rPr>
+          <w:rFonts w:ascii="Monaco" w:eastAsia="Times New Roman" w:hAnsi="Monaco" w:cs="Times New Roman"/>
+          <w:noProof/>
+          <w:color w:val="000000" w:themeColor="text1"/>
+          <w:kern w:val="0"/>
+          <w:sz w:val="18"/>
+          <w:szCs w:val="18"/>
+          <w:lang w:val="en-US"/>
+        </w:rPr>
+        <mc:AlternateContent>
+          <mc:Choice Requires="wpi">
+            <w:drawing>
+              <wp:anchor distT="0" distB="0" distL="114300" distR="114300" simplePos="0" relativeHeight="251797504" behindDoc="0" locked="0" layoutInCell="1" allowOverlap="1" wp14:anchorId="3A8E50C7" wp14:editId="6CEF8E53">
+                <wp:simplePos x="0" y="0"/>
+                <wp:positionH relativeFrom="column">
+                  <wp:posOffset>1816760</wp:posOffset>
+                </wp:positionH>
+                <wp:positionV relativeFrom="paragraph">
+                  <wp:posOffset>657760</wp:posOffset>
+                </wp:positionV>
+                <wp:extent cx="344520" cy="360"/>
+                <wp:effectExtent l="38100" t="38100" r="36830" b="38100"/>
+                <wp:wrapNone/>
+                <wp:docPr id="213099136" name="Ink 4"/>
+                <wp:cNvGraphicFramePr/>
+                <a:graphic xmlns:a="http://schemas.openxmlformats.org/drawingml/2006/main">
+                  <a:graphicData uri="http://schemas.microsoft.com/office/word/2010/wordprocessingInk">
+                    <w14:contentPart bwMode="auto" r:id="rId144">
+                      <w14:nvContentPartPr>
+                        <w14:cNvContentPartPr/>
+                      </w14:nvContentPartPr>
+                      <w14:xfrm>
+                        <a:off x="0" y="0"/>
+                        <a:ext cx="344520" cy="360"/>
+                      </w14:xfrm>
+                    </w14:contentPart>
+                  </a:graphicData>
+                </a:graphic>
+              </wp:anchor>
+            </w:drawing>
+          </mc:Choice>
+          <mc:Fallback>
+            <w:pict>
+              <v:shape w14:anchorId="3F42E830" id="Ink 4" o:spid="_x0000_s1026" type="#_x0000_t75" style="position:absolute;margin-left:142.55pt;margin-top:51.3pt;width:28.15pt;height:1.05pt;z-index:251797504;visibility:visible;mso-wrap-style:square;mso-wrap-distance-left:9pt;mso-wrap-distance-top:0;mso-wrap-distance-right:9pt;mso-wrap-distance-bottom:0;mso-position-horizontal:absolute;mso-position-horizontal-relative:text;mso-position-vertical:absolute;mso-position-vertical-relative:text" o:gfxdata="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">
+                <v:imagedata r:id="rId145" o:title=""/>
+              </v:shape>
+            </w:pict>
+          </mc:Fallback>
+        </mc:AlternateContent>
+      </w:r>
+      <w:r>
+        <w:rPr>
+          <w:rFonts w:ascii="Monaco" w:eastAsia="Times New Roman" w:hAnsi="Monaco" w:cs="Times New Roman"/>
+          <w:noProof/>
+          <w:color w:val="000000" w:themeColor="text1"/>
+          <w:kern w:val="0"/>
+          <w:sz w:val="18"/>
+          <w:szCs w:val="18"/>
+          <w:lang w:val="en-US"/>
+        </w:rPr>
+        <w:drawing>
+          <wp:inline distT="0" distB="0" distL="0" distR="0" wp14:anchorId="5401818B" wp14:editId="600EE883">
+            <wp:extent cx="5731510" cy="2147570"/>
+            <wp:effectExtent l="0" t="0" r="0" b="0"/>
+            <wp:docPr id="2071359648" name="Picture 2" descr="A screenshot of a computer&#10;&#10;AI-generated content may be incorrect."/>
+            <wp:cNvGraphicFramePr>
+              <a:graphicFrameLocks xmlns:a="http://schemas.openxmlformats.org/drawingml/2006/main" noChangeAspect="1"/>
+            </wp:cNvGraphicFramePr>
+            <a:graphic xmlns:a="http://schemas.openxmlformats.org/drawingml/2006/main">
+              <a:graphicData uri="http://schemas.openxmlformats.org/drawingml/2006/picture">
+                <pic:pic xmlns:pic="http://schemas.openxmlformats.org/drawingml/2006/picture">
+                  <pic:nvPicPr>
+                    <pic:cNvPr id="2071359648" name="Picture 2" descr="A screenshot of a computer&#10;&#10;AI-generated content may be incorrect."/>
+                    <pic:cNvPicPr/>
+                  </pic:nvPicPr>
+                  <pic:blipFill>
+                    <a:blip r:embed="rId146" cstate="print">
+                      <a:extLst>
+                        <a:ext uri="{28A0092B-C50C-407E-A947-70E740481C1C}">
+                          <a14:useLocalDpi xmlns:a14="http://schemas.microsoft.com/office/drawing/2010/main" val="0"/>
+                        </a:ext>
+                      </a:extLst>
+                    </a:blip>
+                    <a:stretch>
+                      <a:fillRect/>
+                    </a:stretch>
+                  </pic:blipFill>
+                  <pic:spPr>
+                    <a:xfrm>
+                      <a:off x="0" y="0"/>
+                      <a:ext cx="5731510" cy="2147570"/>
+                    </a:xfrm>
+                    <a:prstGeom prst="rect">
+                      <a:avLst/>
+                    </a:prstGeom>
+                  </pic:spPr>
+                </pic:pic>
+              </a:graphicData>
+            </a:graphic>
+          </wp:inline>
+        </w:drawing>
+      </w:r>
+    </w:p>
+    <w:p>
+      <w:pPr>
+        <w:spacing w:after="0"/>
+        <w:rPr>
+          <w:rFonts w:ascii="Monaco" w:eastAsia="Times New Roman" w:hAnsi="Monaco" w:cs="Times New Roman"/>
+          <w:color w:val="000000" w:themeColor="text1"/>
+          <w:kern w:val="0"/>
+          <w:sz w:val="18"/>
+          <w:szCs w:val="18"/>
+          <w:lang w:val="en-US"/>
+          <w14:ligatures w14:val="none"/>
+        </w:rPr>
+      </w:pPr>
+    </w:p>
+    <w:p>
+      <w:pPr>
+        <w:spacing w:after="0"/>
+        <w:rPr>
+          <w:rFonts w:ascii="Monaco" w:eastAsia="Times New Roman" w:hAnsi="Monaco" w:cs="Times New Roman"/>
+          <w:color w:val="000000" w:themeColor="text1"/>
+          <w:kern w:val="0"/>
+          <w:sz w:val="18"/>
+          <w:szCs w:val="18"/>
+          <w:lang w:val="en-US"/>
+          <w14:ligatures w14:val="none"/>
+        </w:rPr>
+      </w:pPr>
+      <w:r>
+        <w:rPr>
+          <w:rFonts w:ascii="Monaco" w:eastAsia="Times New Roman" w:hAnsi="Monaco" w:cs="Times New Roman"/>
+          <w:noProof/>
+          <w:color w:val="000000" w:themeColor="text1"/>
+          <w:kern w:val="0"/>
+          <w:sz w:val="18"/>
+          <w:szCs w:val="18"/>
+          <w:lang w:val="en-US"/>
+        </w:rPr>
+        <mc:AlternateContent>
+          <mc:Choice Requires="wpi">
+            <w:drawing>
+              <wp:anchor distT="0" distB="0" distL="114300" distR="114300" simplePos="0" relativeHeight="251873280" behindDoc="0" locked="0" layoutInCell="1" allowOverlap="1" wp14:anchorId="5B4A7B10" wp14:editId="7F6AD4D2">
+                <wp:simplePos x="0" y="0"/>
+                <wp:positionH relativeFrom="column">
+                  <wp:posOffset>583440</wp:posOffset>
+                </wp:positionH>
+                <wp:positionV relativeFrom="paragraph">
+                  <wp:posOffset>1549012</wp:posOffset>
+                </wp:positionV>
+                <wp:extent cx="1002600" cy="10080"/>
+                <wp:effectExtent l="38100" t="38100" r="39370" b="41275"/>
+                <wp:wrapNone/>
+                <wp:docPr id="1188401146" name="Ink 82"/>
+                <wp:cNvGraphicFramePr/>
+                <a:graphic xmlns:a="http://schemas.openxmlformats.org/drawingml/2006/main">
+                  <a:graphicData uri="http://schemas.microsoft.com/office/word/2010/wordprocessingInk">
+                    <w14:contentPart bwMode="auto" r:id="rId147">
+                      <w14:nvContentPartPr>
+                        <w14:cNvContentPartPr/>
+                      </w14:nvContentPartPr>
+                      <w14:xfrm>
+                        <a:off x="0" y="0"/>
+                        <a:ext cx="1002600" cy="10080"/>
+                      </w14:xfrm>
+                    </w14:contentPart>
+                  </a:graphicData>
+                </a:graphic>
+              </wp:anchor>
+            </w:drawing>
+          </mc:Choice>
+          <mc:Fallback>
+            <w:pict>
+              <v:shape w14:anchorId="40AF8511" id="Ink 82" o:spid="_x0000_s1026" type="#_x0000_t75" style="position:absolute;margin-left:45.45pt;margin-top:121.45pt;width:79.95pt;height:1.8pt;z-index:251873280;visibility:visible;mso-wrap-style:square;mso-wrap-distance-left:9pt;mso-wrap-distance-top:0;mso-wrap-distance-right:9pt;mso-wrap-distance-bottom:0;mso-position-horizontal:absolute;mso-position-horizontal-relative:text;mso-position-vertical:absolute;mso-position-vertical-relative:text" o:gfxdata="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">
+                <v:imagedata r:id="rId148" o:title=""/>
+              </v:shape>
+            </w:pict>
+          </mc:Fallback>
+        </mc:AlternateContent>
+      </w:r>
+      <w:r>
+        <w:rPr>
+          <w:rFonts w:ascii="Monaco" w:eastAsia="Times New Roman" w:hAnsi="Monaco" w:cs="Times New Roman"/>
+          <w:noProof/>
+          <w:color w:val="000000" w:themeColor="text1"/>
+          <w:kern w:val="0"/>
+          <w:sz w:val="18"/>
+          <w:szCs w:val="18"/>
+          <w:lang w:val="en-US"/>
+        </w:rPr>
+        <mc:AlternateContent>
+          <mc:Choice Requires="wpi">
+            <w:drawing>
+              <wp:anchor distT="0" distB="0" distL="114300" distR="114300" simplePos="0" relativeHeight="251872256" behindDoc="0" locked="0" layoutInCell="1" allowOverlap="1" wp14:anchorId="31201B55" wp14:editId="02311F0E">
+                <wp:simplePos x="0" y="0"/>
+                <wp:positionH relativeFrom="column">
+                  <wp:posOffset>543120</wp:posOffset>
+                </wp:positionH>
+                <wp:positionV relativeFrom="paragraph">
+                  <wp:posOffset>1169572</wp:posOffset>
+                </wp:positionV>
+                <wp:extent cx="421560" cy="360"/>
+                <wp:effectExtent l="38100" t="38100" r="36195" b="38100"/>
+                <wp:wrapNone/>
+                <wp:docPr id="130196489" name="Ink 81"/>
+                <wp:cNvGraphicFramePr/>
+                <a:graphic xmlns:a="http://schemas.openxmlformats.org/drawingml/2006/main">
+                  <a:graphicData uri="http://schemas.microsoft.com/office/word/2010/wordprocessingInk">
+                    <w14:contentPart bwMode="auto" r:id="rId149">
+                      <w14:nvContentPartPr>
+                        <w14:cNvContentPartPr/>
+                      </w14:nvContentPartPr>
+                      <w14:xfrm>
+                        <a:off x="0" y="0"/>
+                        <a:ext cx="421560" cy="360"/>
+                      </w14:xfrm>
+                    </w14:contentPart>
+                  </a:graphicData>
+                </a:graphic>
+              </wp:anchor>
+            </w:drawing>
+          </mc:Choice>
+          <mc:Fallback>
+            <w:pict>
+              <v:shape w14:anchorId="241A8091" id="Ink 81" o:spid="_x0000_s1026" type="#_x0000_t75" style="position:absolute;margin-left:42.25pt;margin-top:91.6pt;width:34.2pt;height:1.05pt;z-index:251872256;visibility:visible;mso-wrap-style:square;mso-wrap-distance-left:9pt;mso-wrap-distance-top:0;mso-wrap-distance-right:9pt;mso-wrap-distance-bottom:0;mso-position-horizontal:absolute;mso-position-horizontal-relative:text;mso-position-vertical:absolute;mso-position-vertical-relative:text" o:gfxdata="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">
+                <v:imagedata r:id="rId150" o:title=""/>
+              </v:shape>
+            </w:pict>
+          </mc:Fallback>
+        </mc:AlternateContent>
+      </w:r>
+      <w:r>
+        <w:rPr>
+          <w:rFonts w:ascii="Monaco" w:eastAsia="Times New Roman" w:hAnsi="Monaco" w:cs="Times New Roman"/>
+          <w:noProof/>
+          <w:color w:val="000000" w:themeColor="text1"/>
+          <w:kern w:val="0"/>
+          <w:sz w:val="18"/>
+          <w:szCs w:val="18"/>
+          <w:lang w:val="en-US"/>
+        </w:rPr>
+        <mc:AlternateContent>
+          <mc:Choice Requires="wpi">
+            <w:drawing>
+              <wp:anchor distT="0" distB="0" distL="114300" distR="114300" simplePos="0" relativeHeight="251871232" behindDoc="0" locked="0" layoutInCell="1" allowOverlap="1" wp14:anchorId="03D3221E" wp14:editId="47DD6C76">
+                <wp:simplePos x="0" y="0"/>
+                <wp:positionH relativeFrom="column">
+                  <wp:posOffset>509280</wp:posOffset>
+                </wp:positionH>
+                <wp:positionV relativeFrom="paragraph">
+                  <wp:posOffset>757732</wp:posOffset>
+                </wp:positionV>
+                <wp:extent cx="221400" cy="360"/>
+                <wp:effectExtent l="38100" t="38100" r="33020" b="38100"/>
+                <wp:wrapNone/>
+                <wp:docPr id="1167608262" name="Ink 80"/>
+                <wp:cNvGraphicFramePr/>
+                <a:graphic xmlns:a="http://schemas.openxmlformats.org/drawingml/2006/main">
+                  <a:graphicData uri="http://schemas.microsoft.com/office/word/2010/wordprocessingInk">
+                    <w14:contentPart bwMode="auto" r:id="rId151">
+                      <w14:nvContentPartPr>
+                        <w14:cNvContentPartPr/>
+                      </w14:nvContentPartPr>
+                      <w14:xfrm>
+                        <a:off x="0" y="0"/>
+                        <a:ext cx="221400" cy="360"/>
+                      </w14:xfrm>
+                    </w14:contentPart>
+                  </a:graphicData>
+                </a:graphic>
+              </wp:anchor>
+            </w:drawing>
+          </mc:Choice>
+          <mc:Fallback>
+            <w:pict>
+              <v:shape w14:anchorId="71765A16" id="Ink 80" o:spid="_x0000_s1026" type="#_x0000_t75" style="position:absolute;margin-left:39.6pt;margin-top:59.15pt;width:18.45pt;height:1.05pt;z-index:251871232;visibility:visible;mso-wrap-style:square;mso-wrap-distance-left:9pt;mso-wrap-distance-top:0;mso-wrap-distance-right:9pt;mso-wrap-distance-bottom:0;mso-position-horizontal:absolute;mso-position-horizontal-relative:text;mso-position-vertical:absolute;mso-position-vertical-relative:text" o:gfxdata="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">
+                <v:imagedata r:id="rId152" o:title=""/>
+              </v:shape>
+            </w:pict>
+          </mc:Fallback>
+        </mc:AlternateContent>
+      </w:r>
+      <w:r>
+        <w:rPr>
+          <w:rFonts w:ascii="Monaco" w:eastAsia="Times New Roman" w:hAnsi="Monaco" w:cs="Times New Roman"/>
+          <w:noProof/>
+          <w:color w:val="000000" w:themeColor="text1"/>
+          <w:kern w:val="0"/>
+          <w:sz w:val="18"/>
+          <w:szCs w:val="18"/>
+          <w:lang w:val="en-US"/>
+        </w:rPr>
+        <mc:AlternateContent>
+          <mc:Choice Requires="wpi">
+            <w:drawing>
+              <wp:anchor distT="0" distB="0" distL="114300" distR="114300" simplePos="0" relativeHeight="251870208" behindDoc="0" locked="0" layoutInCell="1" allowOverlap="1" wp14:anchorId="3E179D6C" wp14:editId="5420DE9C">
+                <wp:simplePos x="0" y="0"/>
+                <wp:positionH relativeFrom="column">
+                  <wp:posOffset>1019810</wp:posOffset>
+                </wp:positionH>
+                <wp:positionV relativeFrom="paragraph">
+                  <wp:posOffset>87630</wp:posOffset>
+                </wp:positionV>
+                <wp:extent cx="2949020" cy="337590"/>
+                <wp:effectExtent l="38100" t="38100" r="35560" b="43815"/>
+                <wp:wrapNone/>
+                <wp:docPr id="2034892403" name="Ink 79"/>
+                <wp:cNvGraphicFramePr/>
+                <a:graphic xmlns:a="http://schemas.openxmlformats.org/drawingml/2006/main">
+                  <a:graphicData uri="http://schemas.microsoft.com/office/word/2010/wordprocessingInk">
+                    <w14:contentPart bwMode="auto" r:id="rId153">
+                      <w14:nvContentPartPr>
+                        <w14:cNvContentPartPr/>
+                      </w14:nvContentPartPr>
+                      <w14:xfrm>
+                        <a:off x="0" y="0"/>
+                        <a:ext cx="2949020" cy="337590"/>
+                      </w14:xfrm>
+                    </w14:contentPart>
+                  </a:graphicData>
+                </a:graphic>
+              </wp:anchor>
+            </w:drawing>
+          </mc:Choice>
+          <mc:Fallback>
+            <w:pict>
+              <v:shape w14:anchorId="1AC85FB5" id="Ink 79" o:spid="_x0000_s1026" type="#_x0000_t75" style="position:absolute;margin-left:79.8pt;margin-top:6.4pt;width:233.15pt;height:27.6pt;z-index:251870208;visibility:visible;mso-wrap-style:square;mso-wrap-distance-left:9pt;mso-wrap-distance-top:0;mso-wrap-distance-right:9pt;mso-wrap-distance-bottom:0;mso-position-horizontal:absolute;mso-position-horizontal-relative:text;mso-position-vertical:absolute;mso-position-vertical-relative:text" o:gfxdata="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">
+                <v:imagedata r:id="rId154" o:title=""/>
+              </v:shape>
+            </w:pict>
+          </mc:Fallback>
+        </mc:AlternateContent>
+      </w:r>
+      <w:r>
+        <w:rPr>
+          <w:rFonts w:ascii="Monaco" w:eastAsia="Times New Roman" w:hAnsi="Monaco" w:cs="Times New Roman"/>
+          <w:noProof/>
+          <w:color w:val="000000" w:themeColor="text1"/>
+          <w:kern w:val="0"/>
+          <w:sz w:val="18"/>
+          <w:szCs w:val="18"/>
+          <w:lang w:val="en-US"/>
+        </w:rPr>
+        <w:drawing>
+          <wp:inline distT="0" distB="0" distL="0" distR="0" wp14:anchorId="2BFB8A49" wp14:editId="0C08DFC4">
+            <wp:extent cx="2172970" cy="1827260"/>
+            <wp:effectExtent l="0" t="0" r="0" b="1905"/>
+            <wp:docPr id="1679780" name="Picture 23" descr="A screenshot of a white background&#10;&#10;AI-generated content may be incorrect."/>
+            <wp:cNvGraphicFramePr>
+              <a:graphicFrameLocks xmlns:a="http://schemas.openxmlformats.org/drawingml/2006/main" noChangeAspect="1"/>
+            </wp:cNvGraphicFramePr>
+            <a:graphic xmlns:a="http://schemas.openxmlformats.org/drawingml/2006/main">
+              <a:graphicData uri="http://schemas.openxmlformats.org/drawingml/2006/picture">
+                <pic:pic xmlns:pic="http://schemas.openxmlformats.org/drawingml/2006/picture">
+                  <pic:nvPicPr>
+                    <pic:cNvPr id="1679780" name="Picture 23" descr="A screenshot of a white background&#10;&#10;AI-generated content may be incorrect."/>
+                    <pic:cNvPicPr/>
+                  </pic:nvPicPr>
+                  <pic:blipFill>
+                    <a:blip r:embed="rId155" cstate="print">
+                      <a:extLst>
+                        <a:ext uri="{28A0092B-C50C-407E-A947-70E740481C1C}">
+                          <a14:useLocalDpi xmlns:a14="http://schemas.microsoft.com/office/drawing/2010/main" val="0"/>
+                        </a:ext>
+                      </a:extLst>
+                    </a:blip>
+                    <a:stretch>
+                      <a:fillRect/>
+                    </a:stretch>
+                  </pic:blipFill>
+                  <pic:spPr>
+                    <a:xfrm>
+                      <a:off x="0" y="0"/>
+                      <a:ext cx="2201759" cy="1851469"/>
                     </a:xfrm>
                     <a:prstGeom prst="rect">
                       <a:avLst/>
@@ -18838,6 +20174,321 @@
 </inkml:ink>
 </file>
 
+<file path=word/ink/ink50.xml><?xml version="1.0" encoding="utf-8"?>
+<inkml:ink xmlns:inkml="http://www.w3.org/2003/InkML">
+  <inkml:definitions>
+    <inkml:context xml:id="ctx0">
+      <inkml:inkSource xml:id="inkSrc0">
+        <inkml:traceFormat>
+          <inkml:channel name="X" type="integer" min="-2.14748E9" max="2.14748E9" units="cm"/>
+          <inkml:channel name="Y" type="integer" min="-2.14748E9" max="2.14748E9" units="cm"/>
+          <inkml:channel name="F" type="integer" max="32767" units="dev"/>
+        </inkml:traceFormat>
+        <inkml:channelProperties>
+          <inkml:channelProperty channel="X" name="resolution" value="1000" units="1/cm"/>
+          <inkml:channelProperty channel="Y" name="resolution" value="1000" units="1/cm"/>
+          <inkml:channelProperty channel="F" name="resolution" value="0" units="1/dev"/>
+        </inkml:channelProperties>
+      </inkml:inkSource>
+      <inkml:timestamp xml:id="ts0" timeString="2026-02-04T18:34:44.235"/>
+    </inkml:context>
+    <inkml:brush xml:id="br0">
+      <inkml:brushProperty name="width" value="0.035" units="cm"/>
+      <inkml:brushProperty name="height" value="0.035" units="cm"/>
+      <inkml:brushProperty name="color" value="#E71224"/>
+    </inkml:brush>
+  </inkml:definitions>
+  <inkml:trace contextRef="#ctx0" brushRef="#br0">0 0 24575,'39'41'0,"0"0"0,5 10 0,3 8 0,3 5 0,-1 0 0,3 4 0,1 4 0,1 2-928,-7-7 1,1 2 0,1 2 0,-2 1 0,-1 0 927,-3 1 0,0 0 0,-2 1 0,-1 0 0,-3 1 0,5 16 0,-2 2 0,-4-1 0,-3 1 0,-4-3 0,-4-1 0,-2 2 0,-4-1 0,-2 1 0,-4 1 0,-2-1 0,-1 1-105,-2-3 1,-2 1-1,-2-1 1,0-1 104,-1-7 0,-2 0 0,0-1 0,-1-2 192,0 18 1,-1-2 0,-2-3-193,-1-12 0,-1-2 0,-4-3 0,-6 24 0,-6-4-18,-4-9 1,-5-2 17,-3-4 0,-3-2 1093,-1-4 1,-2-1-1094,0-4 0,-2-1 797,-1 2 1,1-1-798,-2 0 0,1-1 341,3-4 1,0-1-342,2-5 0,1-1 23,0-5 0,1-2-23,3-6 0,-1-3 0,-29 31 0,7-15 0,9-14 0,6-10 0,4-6 0,4-3 0,6-4 0,5-4 0,7-5 0,7-5 0,3-2 0</inkml:trace>
+  <inkml:trace contextRef="#ctx0" brushRef="#br0" timeOffset="1451">21 5099 24575,'0'40'0,"0"4"0,0 2 0,0-6 0,0-11 0,0 1 0,0 2 0,0-5 0,0-12 0,2-8 0,5-6 0,12-2 0,18 1 0,17 0 0,8 0 0,-3 0 0,-14 0 0,-18 0 0,-15 0 0,-6 0 0</inkml:trace>
+</inkml:ink>
+</file>
+
+<file path=word/ink/ink51.xml><?xml version="1.0" encoding="utf-8"?>
+<inkml:ink xmlns:inkml="http://www.w3.org/2003/InkML">
+  <inkml:definitions>
+    <inkml:context xml:id="ctx0">
+      <inkml:inkSource xml:id="inkSrc0">
+        <inkml:traceFormat>
+          <inkml:channel name="X" type="integer" min="-2.14748E9" max="2.14748E9" units="cm"/>
+          <inkml:channel name="Y" type="integer" min="-2.14748E9" max="2.14748E9" units="cm"/>
+          <inkml:channel name="F" type="integer" max="32767" units="dev"/>
+        </inkml:traceFormat>
+        <inkml:channelProperties>
+          <inkml:channelProperty channel="X" name="resolution" value="1000" units="1/cm"/>
+          <inkml:channelProperty channel="Y" name="resolution" value="1000" units="1/cm"/>
+          <inkml:channelProperty channel="F" name="resolution" value="0" units="1/dev"/>
+        </inkml:channelProperties>
+      </inkml:inkSource>
+      <inkml:timestamp xml:id="ts0" timeString="2026-02-04T18:34:38.953"/>
+    </inkml:context>
+    <inkml:brush xml:id="br0">
+      <inkml:brushProperty name="width" value="0.035" units="cm"/>
+      <inkml:brushProperty name="height" value="0.035" units="cm"/>
+      <inkml:brushProperty name="color" value="#E71224"/>
+    </inkml:brush>
+  </inkml:definitions>
+  <inkml:trace contextRef="#ctx0" brushRef="#br0">1 12 24575,'8'0'0,"15"0"0,29 0 0,43 0 0,-40 0 0,2 0 0,5 0 0,0 0 0,-5 0 0,-2 0 0,34 0 0,-8 0 0,-22 0 0,-9 0 0,-8 0 0,-8 0 0,-8 0 0,-8 0 0,-6 0 0,7 0 0,8 0 0,8 0 0,3 0 0,-7 0 0,-10-2 0,-11-2 0,-6 2 0,-4-2 0</inkml:trace>
+</inkml:ink>
+</file>
+
+<file path=word/ink/ink52.xml><?xml version="1.0" encoding="utf-8"?>
+<inkml:ink xmlns:inkml="http://www.w3.org/2003/InkML">
+  <inkml:definitions>
+    <inkml:context xml:id="ctx0">
+      <inkml:inkSource xml:id="inkSrc0">
+        <inkml:traceFormat>
+          <inkml:channel name="X" type="integer" min="-2.14748E9" max="2.14748E9" units="cm"/>
+          <inkml:channel name="Y" type="integer" min="-2.14748E9" max="2.14748E9" units="cm"/>
+          <inkml:channel name="F" type="integer" max="32767" units="dev"/>
+        </inkml:traceFormat>
+        <inkml:channelProperties>
+          <inkml:channelProperty channel="X" name="resolution" value="1000" units="1/cm"/>
+          <inkml:channelProperty channel="Y" name="resolution" value="1000" units="1/cm"/>
+          <inkml:channelProperty channel="F" name="resolution" value="0" units="1/dev"/>
+        </inkml:channelProperties>
+      </inkml:inkSource>
+      <inkml:timestamp xml:id="ts0" timeString="2026-02-04T18:34:36.736"/>
+    </inkml:context>
+    <inkml:brush xml:id="br0">
+      <inkml:brushProperty name="width" value="0.035" units="cm"/>
+      <inkml:brushProperty name="height" value="0.035" units="cm"/>
+      <inkml:brushProperty name="color" value="#E71224"/>
+    </inkml:brush>
+  </inkml:definitions>
+  <inkml:trace contextRef="#ctx0" brushRef="#br0">1 1 24575,'16'0'0,"28"0"0,28 0 0,-22 0 0,3 0 0,6 0 0,0 0 0,-6 0 0,-1 0 0,31 0 0,-29 0 0,-27 0 0,-16 0 0,-6 0 0</inkml:trace>
+</inkml:ink>
+</file>
+
+<file path=word/ink/ink53.xml><?xml version="1.0" encoding="utf-8"?>
+<inkml:ink xmlns:inkml="http://www.w3.org/2003/InkML">
+  <inkml:definitions>
+    <inkml:context xml:id="ctx0">
+      <inkml:inkSource xml:id="inkSrc0">
+        <inkml:traceFormat>
+          <inkml:channel name="X" type="integer" min="-2.14748E9" max="2.14748E9" units="cm"/>
+          <inkml:channel name="Y" type="integer" min="-2.14748E9" max="2.14748E9" units="cm"/>
+          <inkml:channel name="F" type="integer" max="32767" units="dev"/>
+        </inkml:traceFormat>
+        <inkml:channelProperties>
+          <inkml:channelProperty channel="X" name="resolution" value="1000" units="1/cm"/>
+          <inkml:channelProperty channel="Y" name="resolution" value="1000" units="1/cm"/>
+          <inkml:channelProperty channel="F" name="resolution" value="0" units="1/dev"/>
+        </inkml:channelProperties>
+      </inkml:inkSource>
+      <inkml:timestamp xml:id="ts0" timeString="2026-02-04T18:32:47.837"/>
+    </inkml:context>
+    <inkml:brush xml:id="br0">
+      <inkml:brushProperty name="width" value="0.035" units="cm"/>
+      <inkml:brushProperty name="height" value="0.035" units="cm"/>
+      <inkml:brushProperty name="color" value="#E71224"/>
+    </inkml:brush>
+  </inkml:definitions>
+  <inkml:trace contextRef="#ctx0" brushRef="#br0">6459 1842 24575,'0'34'0,"0"12"0,0 38 0,0-33 0,0 1 0,0 5 0,0-1 0,0 1 0,0-2 0,0 40 0,0 2 0,0-7 0,0-2 0,0-7 0,0-9 0,0 4 0,0 9 0,0 11 0,0-45 0,0 0 0,0 1 0,0-1 0,0 48 0,0-3 0,0-6 0,0-5 0,0-8 0,0-4 0,2-1 0,0-4 0,1-9 0,1-16 0,-1-16 0,-1-15 0,-1-7 0</inkml:trace>
+  <inkml:trace contextRef="#ctx0" brushRef="#br0" timeOffset="2683">6489 1823 24575,'16'0'0,"18"0"0,30 0 0,31 0 0,-41 0 0,0 0 0,5 0 0,1 0 0,-3 0 0,1 0 0,1-2 0,1-1 0,-2 1 0,-2-2 0,43-3 0,-13-1 0,-24 4 0,-15 0 0,-17 3 0,-14 1 0,-8 1 0,-4 0 0,-2 3 0,-2 0 0,0 2 0,0 5 0,0 12 0,0 20 0,0 29 0,0 27 0,0-41 0,0 2 0,0 5 0,0 2 0,-1 1 0,0-1 0,0-2 0,-1 0 0,1-2 0,0-1 0,0-4 0,0 0 0,0 4 0,1 0 0,0 4 0,0 2 0,0 2 0,0 1 0,0 0 0,0-1 0,0-4 0,0-3 0,0-4 0,0-3 0,0 40 0,0-15 0,0-10 0,0-3 0,0-3 0,0-9 0,0-15 0,0-16 0,0-11 0,0-5 0,0 5 0,0 3 0,0 1 0,0-2 0,-2-6 0,-4-4 0,2-3 0,-1-3 0</inkml:trace>
+  <inkml:trace contextRef="#ctx0" brushRef="#br0" timeOffset="4700">6498 4154 24575,'13'0'0,"14"0"0,23 0 0,14 0 0,8 0 0,-10 0 0,-9 0 0,-4 0 0,0 0 0,2 0 0,3 0 0,3 0 0,-2 1 0,-7 2 0,-13 0 0,-12 1 0,-9-1 0,-5-2 0,-3 0 0,2 0 0,5 2 0,14 3 0,12 3 0,7 1 0,-5-2 0,-12-2 0,-12-3 0,-8-1 0,-4-1 0,-1-1 0,0 0 0,2 0 0,-2 0 0,-1 0 0</inkml:trace>
+  <inkml:trace contextRef="#ctx0" brushRef="#br0" timeOffset="7650">0 1 24575,'37'0'0,"39"0"0,-12 0 0,7 0 0,22 0 0,13 0 0,-21 0 0,10 0 0,2 0 0,-4 0 0,-13 0 0,-3 0 0,0 0 0,5 0-697,0 0 1,5 0-1,1 0 1,-1 0-1,-5 0 697,1 0 0,-4 0 0,-2 0 0,0 0 0,-1 0 0,0 0 0,0 0 0,1 0 0,0 0 0,0 0 0,1 1 0,0 0 0,1 0 0,1 1 0,0 0 0,0 1 0,0 1 0,0 0 0,0 2 0,1 0 0,1 1 0,0 1 0,0 1 0,1 1 0,0 0 0,1 1 0,0 1 0,-1 0 0,-3 0 0,0 1 0,-1 0 0,0 0-58,-2 0 0,0 0 0,-1 1 1,-1 0 57,17 3 0,-1 2 0,-2 0 0,-8-1 0,-3 1 0,-1 1 184,-7 0 1,-1 1-1,-1 1-184,-4 0 0,-2 1 0,0 1 0,29 15 0,-1 2 0,-2 3 0,0 2 0,-30-14 0,0 1 0,0 0 0,27 18 0,-2-1 0,-8-2 0,-4-2 0,-7-4 0,-3-1 0,-12-7 0,-3-1 1692,20 16-1692,-22-15 1113,-21-14-1113,-12-8 356,-6-5-356,-3-2 0,-1 0 0,1 4 0,3 12 0,4 15 0,3 13 0,2 2 0,-2-10 0,-3-13 0,-3-11 0,-3-2 0,0 0 0,-1 3 0,1 1 0,-1-4 0,-1 1 0,-1 7 0,0 8 0,0 4 0,0-3 0,0-15 0,0-8 0</inkml:trace>
+  <inkml:trace contextRef="#ctx0" brushRef="#br0" timeOffset="9233">6530 1581 24575,'0'7'0,"3"2"0,3 6 0,4 3 0,3 4 0,2 3 0,-1 0 0,-1-4 0,-3-5 0,-4-6 0,-1-5 0,-2-3 0,0-2 0,0-1 0,0-3 0,3-3 0,3-5 0,6-3 0,6-3 0,6-2 0,1 0 0,-3 1 0,-4 6 0,-11 6 0,-3 3 0</inkml:trace>
+</inkml:ink>
+</file>
+
+<file path=word/ink/ink54.xml><?xml version="1.0" encoding="utf-8"?>
+<inkml:ink xmlns:inkml="http://www.w3.org/2003/InkML">
+  <inkml:definitions>
+    <inkml:context xml:id="ctx0">
+      <inkml:inkSource xml:id="inkSrc0">
+        <inkml:traceFormat>
+          <inkml:channel name="X" type="integer" min="-2.14748E9" max="2.14748E9" units="cm"/>
+          <inkml:channel name="Y" type="integer" min="-2.14748E9" max="2.14748E9" units="cm"/>
+          <inkml:channel name="F" type="integer" max="32767" units="dev"/>
+        </inkml:traceFormat>
+        <inkml:channelProperties>
+          <inkml:channelProperty channel="X" name="resolution" value="1000" units="1/cm"/>
+          <inkml:channelProperty channel="Y" name="resolution" value="1000" units="1/cm"/>
+          <inkml:channelProperty channel="F" name="resolution" value="0" units="1/dev"/>
+        </inkml:channelProperties>
+      </inkml:inkSource>
+      <inkml:timestamp xml:id="ts0" timeString="2026-02-04T18:32:40.987"/>
+    </inkml:context>
+    <inkml:brush xml:id="br0">
+      <inkml:brushProperty name="width" value="0.035" units="cm"/>
+      <inkml:brushProperty name="height" value="0.035" units="cm"/>
+      <inkml:brushProperty name="color" value="#E71224"/>
+    </inkml:brush>
+  </inkml:definitions>
+  <inkml:trace contextRef="#ctx0" brushRef="#br0">1 320 24575,'0'-14'0,"0"-38"0,0 13 0,0-20 0,0 34 0,0 10 0,0 0 0,2-6 0,2-3 0,0 0 0,1 7 0,-1 8 0,0 5 0,0 3 0,0 1 0,1 0 0,1 0 0,1 0 0,-1 0 0,2 0 0,1 0 0,0 0 0,2 0 0,1 0 0,-2 0 0,-1 0 0,-2 0 0,3 0 0,7 0 0,9 0 0,10 0 0,3 0 0,-4 0 0,-7 0 0,-9 0 0,-7 0 0,-2 0 0,3 0 0,10 0 0,10 0 0,11 0 0,-2 0 0,-10 0 0,-9 0 0,-15 0 0,-2 0 0,0 0 0,5 0 0,10 0 0,9 0 0,3 0 0,-4 0 0,-6 0 0,-8 0 0,-3 0 0,5 0 0,8 0 0,15 0 0,5 0 0,-7 0 0,-8 0 0,-14 1 0,-9 0 0,-2 1 0,-3 0 0,-1 1 0,-1 1 0,0 0 0,0 2 0,0 1 0,0-1 0,0 1 0,0 1 0,0 0 0,0 1 0,0 0 0,0-1 0,0 0 0,0 3 0,0 0 0,0 1 0,0-2 0,0-2 0,0-2 0,0-1 0,0 1 0,0 2 0,0 4 0,0 0 0,0-1 0,0-1 0,0-2 0,0 1 0,0 0 0,0-1 0,0-2 0,0-1 0,0-2 0,0 1 0,0 1 0,0 1 0,0 3 0,0 0 0,1-1 0,0-2 0,0-3 0,0-2 0</inkml:trace>
+</inkml:ink>
+</file>
+
+<file path=word/ink/ink55.xml><?xml version="1.0" encoding="utf-8"?>
+<inkml:ink xmlns:inkml="http://www.w3.org/2003/InkML">
+  <inkml:definitions>
+    <inkml:context xml:id="ctx0">
+      <inkml:inkSource xml:id="inkSrc0">
+        <inkml:traceFormat>
+          <inkml:channel name="X" type="integer" min="-2.14748E9" max="2.14748E9" units="cm"/>
+          <inkml:channel name="Y" type="integer" min="-2.14748E9" max="2.14748E9" units="cm"/>
+          <inkml:channel name="F" type="integer" max="32767" units="dev"/>
+        </inkml:traceFormat>
+        <inkml:channelProperties>
+          <inkml:channelProperty channel="X" name="resolution" value="1000" units="1/cm"/>
+          <inkml:channelProperty channel="Y" name="resolution" value="1000" units="1/cm"/>
+          <inkml:channelProperty channel="F" name="resolution" value="0" units="1/dev"/>
+        </inkml:channelProperties>
+      </inkml:inkSource>
+      <inkml:timestamp xml:id="ts0" timeString="2026-02-04T18:32:35.621"/>
+    </inkml:context>
+    <inkml:brush xml:id="br0">
+      <inkml:brushProperty name="width" value="0.035" units="cm"/>
+      <inkml:brushProperty name="height" value="0.035" units="cm"/>
+      <inkml:brushProperty name="color" value="#E71224"/>
+    </inkml:brush>
+  </inkml:definitions>
+  <inkml:trace contextRef="#ctx0" brushRef="#br0">1 0 24575,'15'0'0,"15"0"0,21 0 0,17 0 0,8 0 0,-3 0 0,0 0 0,-3 0 0,11 0 0,3 0 0,4 0 0,-6 0 0,-15 0 0,-18 0 0,-20 0 0,-15 0 0,-8 0 0</inkml:trace>
+</inkml:ink>
+</file>
+
+<file path=word/ink/ink56.xml><?xml version="1.0" encoding="utf-8"?>
+<inkml:ink xmlns:inkml="http://www.w3.org/2003/InkML">
+  <inkml:definitions>
+    <inkml:context xml:id="ctx0">
+      <inkml:inkSource xml:id="inkSrc0">
+        <inkml:traceFormat>
+          <inkml:channel name="X" type="integer" min="-2.14748E9" max="2.14748E9" units="cm"/>
+          <inkml:channel name="Y" type="integer" min="-2.14748E9" max="2.14748E9" units="cm"/>
+          <inkml:channel name="F" type="integer" max="32767" units="dev"/>
+        </inkml:traceFormat>
+        <inkml:channelProperties>
+          <inkml:channelProperty channel="X" name="resolution" value="1000" units="1/cm"/>
+          <inkml:channelProperty channel="Y" name="resolution" value="1000" units="1/cm"/>
+          <inkml:channelProperty channel="F" name="resolution" value="0" units="1/dev"/>
+        </inkml:channelProperties>
+      </inkml:inkSource>
+      <inkml:timestamp xml:id="ts0" timeString="2026-02-04T18:42:31.783"/>
+    </inkml:context>
+    <inkml:brush xml:id="br0">
+      <inkml:brushProperty name="width" value="0.035" units="cm"/>
+      <inkml:brushProperty name="height" value="0.035" units="cm"/>
+      <inkml:brushProperty name="color" value="#E71224"/>
+    </inkml:brush>
+  </inkml:definitions>
+  <inkml:trace contextRef="#ctx0" brushRef="#br0">0 27 24575,'50'0'0,"43"0"0,-21 0 0,10 0 0,-5 0 0,6 0 0,3 0-779,-12 0 0,3 0 0,1 0 0,1 0 779,2 0 0,1 0 0,0 0 0,1 0 0,1 0 0,2 0 0,-1 0 0,-2 0 0,14 0 0,-3 0 0,-2 0 171,-10 0 0,-3 0 0,-2 0-171,-6-1 0,-3 0 0,-3 0 309,10-2 0,-5 1-309,-10-1 0,-4 0 0,35-3 0,-23 3 1591,-14 1-1591,-17 0 98,-17 2 1,-13 0-1,-3 0 1</inkml:trace>
+</inkml:ink>
+</file>
+
+<file path=word/ink/ink57.xml><?xml version="1.0" encoding="utf-8"?>
+<inkml:ink xmlns:inkml="http://www.w3.org/2003/InkML">
+  <inkml:definitions>
+    <inkml:context xml:id="ctx0">
+      <inkml:inkSource xml:id="inkSrc0">
+        <inkml:traceFormat>
+          <inkml:channel name="X" type="integer" min="-2.14748E9" max="2.14748E9" units="cm"/>
+          <inkml:channel name="Y" type="integer" min="-2.14748E9" max="2.14748E9" units="cm"/>
+          <inkml:channel name="F" type="integer" max="32767" units="dev"/>
+        </inkml:traceFormat>
+        <inkml:channelProperties>
+          <inkml:channelProperty channel="X" name="resolution" value="1000" units="1/cm"/>
+          <inkml:channelProperty channel="Y" name="resolution" value="1000" units="1/cm"/>
+          <inkml:channelProperty channel="F" name="resolution" value="0" units="1/dev"/>
+        </inkml:channelProperties>
+      </inkml:inkSource>
+      <inkml:timestamp xml:id="ts0" timeString="2026-02-04T18:42:29.449"/>
+    </inkml:context>
+    <inkml:brush xml:id="br0">
+      <inkml:brushProperty name="width" value="0.035" units="cm"/>
+      <inkml:brushProperty name="height" value="0.035" units="cm"/>
+      <inkml:brushProperty name="color" value="#E71224"/>
+    </inkml:brush>
+  </inkml:definitions>
+  <inkml:trace contextRef="#ctx0" brushRef="#br0">1 1 24575,'41'0'0,"49"0"0,-18 0 0,7 0 0,16 0 0,5 0 0,-25 0 0,2 0 0,-2 0 0,25 0 0,-6 0 0,-18 0 0,-7 0 0,20 0 0,-61 0 0,-18 0 0</inkml:trace>
+</inkml:ink>
+</file>
+
+<file path=word/ink/ink58.xml><?xml version="1.0" encoding="utf-8"?>
+<inkml:ink xmlns:inkml="http://www.w3.org/2003/InkML">
+  <inkml:definitions>
+    <inkml:context xml:id="ctx0">
+      <inkml:inkSource xml:id="inkSrc0">
+        <inkml:traceFormat>
+          <inkml:channel name="X" type="integer" min="-2.14748E9" max="2.14748E9" units="cm"/>
+          <inkml:channel name="Y" type="integer" min="-2.14748E9" max="2.14748E9" units="cm"/>
+          <inkml:channel name="F" type="integer" max="32767" units="dev"/>
+        </inkml:traceFormat>
+        <inkml:channelProperties>
+          <inkml:channelProperty channel="X" name="resolution" value="1000" units="1/cm"/>
+          <inkml:channelProperty channel="Y" name="resolution" value="1000" units="1/cm"/>
+          <inkml:channelProperty channel="F" name="resolution" value="0" units="1/dev"/>
+        </inkml:channelProperties>
+      </inkml:inkSource>
+      <inkml:timestamp xml:id="ts0" timeString="2026-02-04T18:42:28.249"/>
+    </inkml:context>
+    <inkml:brush xml:id="br0">
+      <inkml:brushProperty name="width" value="0.035" units="cm"/>
+      <inkml:brushProperty name="height" value="0.035" units="cm"/>
+      <inkml:brushProperty name="color" value="#E71224"/>
+    </inkml:brush>
+  </inkml:definitions>
+  <inkml:trace contextRef="#ctx0" brushRef="#br0">1 1 24575,'16'0'0,"19"0"0,38 0 0,25 0 0,-46 0 0,1 0 0,0 0 0,-3 0 0,27 0 0,-21 0 0,-22 0 0,-22 0 0,-8 0 0</inkml:trace>
+</inkml:ink>
+</file>
+
+<file path=word/ink/ink59.xml><?xml version="1.0" encoding="utf-8"?>
+<inkml:ink xmlns:inkml="http://www.w3.org/2003/InkML">
+  <inkml:definitions>
+    <inkml:context xml:id="ctx0">
+      <inkml:inkSource xml:id="inkSrc0">
+        <inkml:traceFormat>
+          <inkml:channel name="X" type="integer" min="-2.14748E9" max="2.14748E9" units="cm"/>
+          <inkml:channel name="Y" type="integer" min="-2.14748E9" max="2.14748E9" units="cm"/>
+          <inkml:channel name="F" type="integer" max="32767" units="dev"/>
+        </inkml:traceFormat>
+        <inkml:channelProperties>
+          <inkml:channelProperty channel="X" name="resolution" value="1000" units="1/cm"/>
+          <inkml:channelProperty channel="Y" name="resolution" value="1000" units="1/cm"/>
+          <inkml:channelProperty channel="F" name="resolution" value="0" units="1/dev"/>
+        </inkml:channelProperties>
+      </inkml:inkSource>
+      <inkml:timestamp xml:id="ts0" timeString="2026-02-04T18:41:04.650"/>
+    </inkml:context>
+    <inkml:brush xml:id="br0">
+      <inkml:brushProperty name="width" value="0.035" units="cm"/>
+      <inkml:brushProperty name="height" value="0.035" units="cm"/>
+      <inkml:brushProperty name="color" value="#E71224"/>
+    </inkml:brush>
+  </inkml:definitions>
+  <inkml:trace contextRef="#ctx0" brushRef="#br0">258 97 24575,'-4'0'0,"-2"0"0,-4 0 0,-6 0 0,-8 0 0,-5 1 0,1 1 0,5 2 0,9 2 0,6 0 0,4-1 0,2 2 0,-3 2 0,0 3 0,-2 3 0,0 0 0,2-1 0,1-3 0,3-3 0,1-2 0,0-1 0,0-1 0,0 2 0,0 3 0,0 1 0,0-1 0,3-3 0,1-2 0,2-2 0,1 1 0,0-2 0,1 0 0,0-1 0,4 0 0,3 0 0,0 0 0,0 0 0,-5 0 0,-3 0 0,0 0 0,-1-1 0,3-4 0,3-3 0,3-4 0,0-1 0,-2 1 0,-3 3 0,-6 1 0,-2 2 0,-2 1 0,0 1 0,0 2 0,0 7 0,1 13 0,2 15 0,3 14 0,3 9 0,-1 1 0,-2-4 0,-2-11 0,-2-14 0,-2-10 0,0-8 0,0-2 0,0 1 0,0 1 0,0 1 0,-1 3 0,-2-2 0,-1-1 0,-2-3 0,2-4 0,-4-2 0,-4-2 0,-10 0 0,-13 0 0,-5-2 0,2-1 0,8-2 0,10-5 0,5-7 0,-1-8 0,0-5 0,1 1 0,4 8 0,5 8 0,4 7 0,1 4 0</inkml:trace>
+  <inkml:trace contextRef="#ctx0" brushRef="#br0" timeOffset="2083">377 84 24575,'0'14'0,"0"-1"0,0 0 0,0-1 0,0-3 0,0 0 0,0 3 0,0 1 0,0 0 0,0-1 0,0-4 0,1 2 0,0 2 0,1 3 0,-1 2 0,-1-2 0,0-6 0,1-5 0,0-4 0,0-4 0,0-4 0,-1-1 0,0-3 0,0 0 0,0-2 0,0-4 0,0-1 0,0-1 0,1 3 0,1 5 0,0 5 0,2 2 0,0 1 0,-1-2 0,2 2 0,-1 1 0,1-1 0,0 1 0,2-1 0,2 0 0,2 1 0,1 0 0,0 2 0,-3 1 0,-5 0 0,-1 0 0</inkml:trace>
+  <inkml:trace contextRef="#ctx0" brushRef="#br0" timeOffset="4683">580 99 24575,'0'6'0,"-1"5"0,-2 3 0,-1 4 0,-2 2 0,1-3 0,0-3 0,2-3 0,0-3 0,2-1 0,1 4 0,0 1 0,0 2 0,0-2 0,0-3 0,0-2 0,0 0 0,0 3 0,1 3 0,2 2 0,1-2 0,1-1 0,-1-2 0,-1-4 0,0-2 0,2-3 0,1 0 0,1-1 0,0 0 0,0 0 0,-1 0 0,-1 0 0,-1 0 0,1 0 0,0 0 0,-1-2 0,-1 0 0,0-1 0,-2 0 0,1 1 0,0-2 0,2-2 0,3-2 0,3-2 0,0-1 0,1 1 0,-2 3 0,-3 2 0,-3 1 0,-2 0 0,-1-4 0,1-5 0,2-4 0,0-2 0,-1 4 0,-1 3 0,-1 3 0,0-3 0,0-8 0,-1-4 0,-1-1 0,-1 6 0,-2 8 0,1 3 0,-2 0 0,-2-2 0,-4-4 0,-1 0 0,3 3 0,2 5 0,5 5 0,-1 1 0,0 0 0,2 1 0,0 0 0,0 1 0,0 1 0,0 0 0,0 1 0,1 1 0,-1 2 0,0 4 0,-1 2 0,0 1 0,-1-1 0,2-3 0,1-6 0,1-1 0</inkml:trace>
+  <inkml:trace contextRef="#ctx0" brushRef="#br0" timeOffset="7166">818 111 24575,'-3'6'0,"2"2"0,1 3 0,0 4 0,0 3 0,0 2 0,0 3 0,0-1 0,0-5 0,0-4 0,0-3 0,0 2 0,0 3 0,0 3 0,0-2 0,1-2 0,1-5 0,1-2 0,2-1 0,2 1 0,1-1 0,1-1 0,-3-2 0,-2-2 0,2-1 0,-1-1 0,0-3 0,0-1 0,0-1 0,0-2 0,2-2 0,3-5 0,4-6 0,2-3 0,1 0 0,-3 4 0,-3 5 0,-5 5 0,-3 2 0,-1 2 0,-2-4 0,0-3 0,0-1 0,0 0 0,0 7 0,0 4 0,0 5 0,0 2 0,0 2 0,0 1 0,0 1 0,0 0 0,0-1 0,0-2 0,0 1 0,0 0 0,0 6 0,0 5 0,0 5 0,0 0 0,0-3 0,0-4 0,0-5 0,3-1 0,1 2 0,1 3 0,2 2 0,1 1 0,-2-3 0,-1-4 0,-3-5 0,-1-2 0</inkml:trace>
+  <inkml:trace contextRef="#ctx0" brushRef="#br0" timeOffset="8300">1124 180 24575,'0'15'0,"0"9"0,0 13 0,0 13 0,0 4 0,0 5 0,0-6 0,0-12 0,0-11 0,0-15 0,0-9 0,0-3 0</inkml:trace>
+  <inkml:trace contextRef="#ctx0" brushRef="#br0" timeOffset="11050">1145 148 24575,'0'3'0,"3"-2"0,2-1 0,5 0 0,0 0 0,2 0 0,1 0 0,-2 0 0,-1 1 0,-1 1 0,0 2 0,0 2 0,0 0 0,-3-1 0,-3-1 0,-1-1 0,-1 1 0,1 2 0,2 2 0,-2 4 0,1 0 0,-2 0 0,-1-2 0,0-3 0,0-1 0,0-1 0,-1 0 0,-2 1 0,-2 2 0,-3-1 0,0 1 0,1-1 0,2-3 0,1 0 0,-1-1 0,-2 1 0,-4 2 0,-2 2 0,-1 1 0,4-2 0,2-2 0,5-2 0,1-3 0</inkml:trace>
+  <inkml:trace contextRef="#ctx0" brushRef="#br0" timeOffset="12466">1343 451 24575,'7'0'0,"3"0"0,4 0 0,2 0 0,2 0 0,-4 0 0,-2 0 0,-1 0 0,-3 0 0,-2 0 0,-1 0 0,-2 0 0,2 0 0,5 0 0,11 0 0,2 0 0,-1 0 0,-7 0 0,-10 0 0,-2 0 0</inkml:trace>
+  <inkml:trace contextRef="#ctx0" brushRef="#br0" timeOffset="13933">1610 1 24575,'0'15'0,"0"3"0,0 3 0,0 2 0,0 0 0,0-2 0,0 0 0,0 1 0,1 5 0,2 5 0,0 2 0,1-5 0,-1-6 0,-2-6 0,1-5 0,-2-3 0,1-1 0,1 3 0,1 6 0,0 4 0,0-1 0,-1-4 0,-1-9 0,0-3 0</inkml:trace>
+  <inkml:trace contextRef="#ctx0" brushRef="#br0" timeOffset="15533">1642 191 24575,'9'0'0,"4"0"0,4 0 0,0 0 0,-2 1 0,-4 1 0,0 1 0,-3 2 0,-2 0 0,-1 0 0,-2 2 0,2 0 0,-1 1 0,1 2 0,-1-1 0,-2 0 0,1 3 0,-3 3 0,0 2 0,0 1 0,0-2 0,0-3 0,0-3 0,0-3 0,0 0 0,-4 2 0,-6 5 0,-4 4 0,-3 2 0,1-3 0,5-5 0,2-6 0,3-2 0,1-3 0,-1 1 0,-2 0 0,-1 2 0,-1-1 0,3-1 0,4-1 0,0-1 0</inkml:trace>
+  <inkml:trace contextRef="#ctx0" brushRef="#br0" timeOffset="18116">1882 199 24575,'0'6'0,"0"1"0,0 0 0,0 0 0,0 3 0,0 2 0,0 7 0,0 2 0,0-1 0,0-4 0,0-6 0,0-4 0,0 0 0,1-1 0,3 3 0,1 3 0,1 2 0,-2-1 0,-1-4 0,0-4 0,-1-1 0,3-1 0,4 4 0,3 0 0,1 1 0,-1-1 0,-4-4 0,-3 0 0,-1-2 0,0-2 0,0-3 0,0-2 0,-1-2 0,0-1 0,2-1 0,0-4 0,0-2 0,-1-1 0,0 4 0,-2 4 0,0 2 0,-1 1 0,0-1 0,0 0 0,-1 2 0,0 4 0,0 22 0,0 14 0,0 17 0,0 8 0,0-2 0,0-1 0,0-1 0,0-9 0,0-9 0,0-12 0,0-10 0,0-3 0,-4 0 0,-4 4 0,-5 3 0,-2 3 0,3-4 0,3-5 0,3-6 0,0-4 0,-4-2 0,-5-1 0,-12-7 0,-9-9 0,-7-9 0,2-5 0,8 3 0,11 7 0,10 7 0,8 7 0,1 4 0</inkml:trace>
+  <inkml:trace contextRef="#ctx0" brushRef="#br0" timeOffset="21349">2232 233 24575,'0'5'0,"0"2"0,0 6 0,0 4 0,0 3 0,0 1 0,0 2 0,0 2 0,0 1 0,0-2 0,0-7 0,0-5 0,0-6 0,0-4 0,0-14 0,-2-4 0,-1-8 0,0 2 0,1 2 0,2-4 0,2-5 0,3-1 0,2 1 0,2 4 0,0 1 0,1-1 0,0 0 0,1 1 0,-2 5 0,-1 7 0,-1 5 0,0 5 0,3-1 0,3 2 0,6 0 0,2 0 0,-2 1 0,-3 0 0,-5 0 0,-2 2 0,0 4 0,1 5 0,0 5 0,0 5 0,1 3 0,-1 0 0,-1 3 0,-2 0 0,-2-2 0,-3-4 0,0-5 0,-2-3 0,0 4 0,0 7 0,0 5 0,0 3 0,0-2 0,0-7 0,0-7 0,0-8 0,0-6 0,0-12 0,0-6 0,0-18 0,0-9 0,0-9 0,0 2 0,0 10 0,0 13 0,0 12 0,0 3 0,1 0 0,1-4 0,3-1 0,2 1 0,0 2 0,-3 6 0,0 2 0,0 4 0,1-1 0,2 0 0,6-1 0,3-1 0,2 1 0,0 1 0,-3 2 0,-4 1 0,-2 0 0,-2 2 0,2 5 0,2 5 0,0 5 0,1 1 0,-2-2 0,-4 2 0,-1 3 0,-1 5 0,0 0 0,-2-1 0,0-2 0,-2-2 0,0 0 0,0-2 0,0-2 0,0-4 0,0-5 0,0-3 0,0-3 0</inkml:trace>
+  <inkml:trace contextRef="#ctx0" brushRef="#br0" timeOffset="23566">2866 247 24575,'0'9'0,"0"0"0,0 1 0,0 1 0,0 1 0,0 1 0,2 1 0,2 2 0,1-1 0,1-2 0,0-2 0,-2-2 0,0-3 0,-2-2 0,2-2 0,1 1 0,2 0 0,2 1 0,1 1 0,2-2 0,2-1 0,2-1 0,1-1 0,-2 0 0,-1-2 0,0-5 0,1-8 0,1-5 0,2-3 0,-3 1 0,-3 5 0,-4 4 0,-4 5 0,-3 3 0,-1-1 0,0-4 0,-2-4 0,-1-2 0,-1 2 0,-1 4 0,1 4 0,1 4 0,0 1 0,-2 1 0,-2-1 0,-1-1 0,-3 0 0,-1 0 0,-2 1 0,-1 0 0,0 1 0,-1 0 0,1 0 0,1 0 0,2 0 0,2 0 0,2 0 0,2 0 0,1 1 0,1 1 0,1 0 0,0 2 0,0 0 0,2-1 0,0-1 0</inkml:trace>
+  <inkml:trace contextRef="#ctx0" brushRef="#br0" timeOffset="26883">3217 154 24575,'0'17'0,"0"9"0,0 7 0,0 4 0,0-4 0,0-5 0,0-2 0,0-5 0,0-6 0,0-4 0,0-2 0,0 0 0,0 2 0,0 4 0,0 2 0,0-1 0,0-4 0,0-7 0,0-6 0,0-5 0,0-2 0,0-4 0,0-4 0,1-4 0,3-4 0,3-2 0,2 2 0,-1 3 0,-1 3 0,-1 5 0,-1 4 0,-1 2 0,1 1 0,0-1 0,-1 3 0,2 0 0,-1 3 0,0 0 0,1 1 0,2 0 0,5 3 0,1 2 0,1 2 0,-2 0 0,-4-2 0,-3-2 0,-1-1 0,0 0 0,1-1 0,3 1 0,2 1 0,3 0 0,-1-1 0,-1-1 0,-2-1 0,-2 0 0,1-3 0,0-4 0,1-2 0,1-3 0,-3 3 0,-3 3 0,-3 0 0,-1-1 0,-1-5 0,-2-8 0,-2-1 0,-3 1 0,1 7 0,0 9 0,2 2 0,-1 1 0,-1 0 0,-3 1 0,-4-1 0,-3-1 0,-2 1 0,0 0 0,3 1 0,3 0 0,4 1 0,2 3 0,1 4 0,1 4 0,-2 2 0,2 1 0,1 0 0,2 2 0,1 3 0,0 4 0,0 2 0,0 2 0,0 1 0,0-1 0,0-3 0,1-4 0,1-6 0,0-5 0,1-3 0,0-3 0,1 2 0,4 4 0,3 4 0,2 2 0,1 0 0,-1-4 0,-3-3 0,-1-5 0,0-3 0,2-7 0,1-4 0,2-5 0,2-2 0,-2 1 0,-1 0 0,-1 3 0,-2 2 0,-3 2 0,-4 4 0,-2 3 0</inkml:trace>
+  <inkml:trace contextRef="#ctx0" brushRef="#br0" timeOffset="28316">3784 293 24575,'16'-1'0,"3"-1"0,1-2 0,3-1 0,-1-1 0,-5 1 0,-4 2 0,-5 0 0,-4 2 0,1 1 0,-3 0 0,0 0 0</inkml:trace>
+  <inkml:trace contextRef="#ctx0" brushRef="#br0" timeOffset="29582">3895 178 24575,'0'16'0,"0"-1"0,0 4 0,0 0 0,0 1 0,0 3 0,0 1 0,0-2 0,0-2 0,0-2 0,0-1 0,0-1 0,0-1 0,0-4 0,0-3 0,0-2 0,0-1 0,0 0 0,0 0 0,0 1 0,0 2 0,0 4 0,0 2 0,0 1-1696,-2-3 0,2-6 0,-1-2 0</inkml:trace>
+  <inkml:trace contextRef="#ctx0" brushRef="#br0" timeOffset="31800">4057 111 24575,'0'15'0,"0"0"0,0 2 0,0 2 0,0 9 0,0 5 0,0 0 0,0-4 0,0-12 0,0-4 0,0-4 0,0-1 0,0 5 0,0 6 0,0 4 0,0-1 0,0-5 0,0-7 0,0-3 0,0 3 0,0 4 0,0 5 0,0-1 0,0-4 0,0-7 0,-1-3 0,-1-6 0,0-4 0,1-3 0,-1-1 0,1 0 0,1-1 0,0-4 0,0-6 0,1-5 0,2-4 0,3 1 0,1 4 0,2 6 0,-3 8 0,-1 2 0,2 1 0,2 0 0,3-1 0,1 0 0,1 2 0,-2 4 0,-2 1 0,-2 2 0,-1 0 0,-1 2 0,-3 2 0,1 7 0,0 5 0,0 6 0,0 3 0,-2-3 0,1 3 0,0-2 0,-1 1 0,0 1 0,0-4 0,1-2 0,-1-5 0,-1-7 0,-1-4 0</inkml:trace>
+  <inkml:trace contextRef="#ctx0" brushRef="#br0" timeOffset="34166">4457 306 24575,'-8'0'0,"-5"0"0,-5 0 0,-2 0 0,2 0 0,4 0 0,4 1 0,4 2 0,0 1 0,2 2 0,0 2 0,0 0 0,0 3 0,-1 1 0,2 0 0,-1 3 0,3 2 0,0 3 0,1 3 0,0-1 0,0-1 0,0-3 0,0-1 0,0-2 0,0-2 0,0-3 0,1-3 0,1-2 0,2-3 0,2-2 0,1 0 0,1 0 0,0 0 0,-1 0 0,-1-1 0,-1 0 0,-2-2 0,2-2 0,2-5 0,1-3 0,3-4 0,1-2 0,-1 1 0,0 1 0,-2 2 0,-1 1 0,-2 0 0,0-1 0,-2 0 0,-1 3 0,-2 0 0,0 4 0,-1 0 0,0 3 0,0 4 0,0 6 0,0 1 0,0 6 0,1-3 0,1 3 0,2 1 0,0 0 0,-1-1 0,0-1 0,1-1 0,0-1 0,1 0 0,-1 0 0,2 0 0,0 0 0,0 0 0,-1-1 0,-1-2 0,-3-2 0,1-3 0</inkml:trace>
+  <inkml:trace contextRef="#ctx0" brushRef="#br0" timeOffset="36283">4580 300 24575,'0'15'0,"0"2"0,0 2 0,0 1 0,0-2 0,0 3 0,0 2 0,0 2 0,0 0 0,0-5 0,0-5 0,0-5 0,0-6 0,0-3 0,0-8 0,0-5 0,0-3 0,0-3 0,0-2 0,0-4 0,0-5 0,1 1 0,2 3 0,2 5 0,1 6 0,0 2 0,-2 2 0,0 3 0,0 2 0,-1 1 0,0 3 0,-1 0 0,1 0 0,0 1 0,2 0 0,1-1 0,1 1 0,-1 0 0,0 0 0,-1 0 0,0 0 0,0 1 0,2 3 0,0 5 0,3 5 0,0 4 0,-1 0 0,-1-3 0,-3-2 0,-2-3 0,0 1 0,0 1 0,0 2 0,-1 1 0,-1 0 0,1 3 0,0 1 0,-1 3 0,1 0 0,0-4 0,-1-5 0,0-7 0,-1-3 0</inkml:trace>
+  <inkml:trace contextRef="#ctx0" brushRef="#br0" timeOffset="38583">5067 227 24575,'-11'8'0,"-3"5"0,-4 4 0,-1 1 0,7-4 0,3-2 0,5 1 0,1 1 0,1 3 0,0 3 0,1 1 0,1-1 0,0-1 0,0-1 0,0-3 0,0-2 0,0-3 0,0-1 0,0-1 0,2 0 0,2 0 0,2 0 0,3 1 0,0 0 0,0-1 0,-1-2 0,0-2 0,-3-3 0,1-1 0,0 0 0,1 0 0,2 0 0,1-1 0,3-4 0,2-2 0,1-2 0,-1-1 0,-2 0 0,-2-2 0,0-3 0,1-4 0,2-4 0,-1-2 0,-2 2 0,-4 4 0,-2 4 0,-2 1 0,-2 2 0,-1 1 0,0 0 0,0-1 0,0-2 0,-1-1 0,-2 2 0,-1 1 0,-3 1 0,0 3 0,-1 1 0,0 1 0,2 2 0,0 1 0,0 0 0,-1 1 0,-2-1 0,-1 1 0,0 0 0,2 1 0,1 1 0,2 0 0,3 0 0,0 0 0</inkml:trace>
+  <inkml:trace contextRef="#ctx0" brushRef="#br0" timeOffset="40916">5337 223 24575,'0'8'0,"0"2"0,0 5 0,0 1 0,0-1 0,0 1 0,0-1 0,0 0 0,0-1 0,0-2 0,0-4 0,0-1 0,0 1 0,0 4 0,0 5 0,0 2 0,0-1 0,0-4 0,0-4 0,0-2 0,0 0 0,0 0 0,0-2 0,0-3 0,0-8 0,0-6 0,0-10 0,0-6 0,0-4 0,1-1 0,2 6 0,2 4 0,2 5 0,1 4 0,2 2 0,2 0 0,2 0 0,-1 3 0,-1 3 0,-3 3 0,-2 2 0,1 0 0,0 0 0,1 0 0,-1 0 0,-1 1 0,-3 1 0,-1 2 0,1 3 0,1 2 0,1 3 0,-2 2 0,0 0 0,-3-1 0,-1 2 0,0 1 0,0 0 0,0 2 0,0 3 0,0 1 0,0 2 0,0-4 0,0-4 0,0-5 0,0-3 0,0-2 0,0 1 0,1 6 0,1 6 0,1 4 0,0 0 0,-2-6 0,0-9 0,-1-4 0</inkml:trace>
+  <inkml:trace contextRef="#ctx0" brushRef="#br0" timeOffset="43482">5627 450 24575,'6'0'0,"1"0"0,4 0 0,1 0 0,1 0 0,-1 0 0,0-1 0,1-1 0,-2-3 0,0-1 0,-3-1 0,0-1 0,-1 0 0,-2 1 0,0 1 0,-3-1 0,-1-2 0,1-5 0,1-5 0,0 1 0,0 1 0,-3 8 0,-1 3 0,-3 4 0,-5 0 0,-2-1 0,-3 0 0,0 1 0,2 2 0,1 0 0,1 0 0,2 1 0,0 1 0,0 2 0,1 2 0,-1 2 0,1 0 0,0 2 0,-1 2 0,0 2 0,1-1 0,2-1 0,3-1 0,1-3 0,1 1 0,0 3 0,0 5 0,0 2 0,0 1 0,0-4 0,0-3 0,0-3 0,0-1 0,1 2 0,2 3 0,2 2 0,2 3 0,2 1 0,0-1 0,0-2 0,-2-4 0,-2-5 0,0-4 0,0-1 0,2-2 0,3 1 0,2 1 0,0-2 0,1 0 0,-1-1 0,-1 0 0,0-3 0,-1-4 0,4-6 0,2-4 0,0 1 0,-2 2 0,-6 7 0,-3 3 0</inkml:trace>
+  <inkml:trace contextRef="#ctx0" brushRef="#br0" timeOffset="45433">6077 327 24575,'0'8'0,"0"6"0,0 9 0,2 6 0,0 2 0,2-3 0,1-5 0,-1-4 0,0-1 0,0 1 0,1 1 0,0-1 0,0 1 0,1 0 0,1 0 0,0-2 0,-2-4 0,-1-4 0,-1-5 0,-1-5 0,1-4 0,-1-3 0,3-3 0,2-5 0,5-4 0,3-6 0,3-5 0,4-4 0,-1-1 0,-2 1 0,-4 4 0,-3 4 0,-2 5 0,-2 2 0,-2-1 0,-3 1 0,-2 0 0,0 3 0,-1 8 0,0 4 0</inkml:trace>
+  <inkml:trace contextRef="#ctx0" brushRef="#br0" timeOffset="48083">6517 428 24575,'-6'0'0,"-1"0"0,-5 0 0,-2 0 0,-4 0 0,0 0 0,1 1 0,5 1 0,4 2 0,2 2 0,1 0 0,-1 2 0,1 1 0,-1 0 0,1 0 0,2 3 0,0 2 0,1 4 0,1 1 0,1-1 0,0-1 0,0-4 0,0-1 0,0-1 0,1-3 0,2 0 0,4-3 0,1-1 0,1-1 0,0-2 0,0-1 0,-1 0 0,0-1 0,0-2 0,0-3 0,1-2 0,0-2 0,0-2 0,1-1 0,0-1 0,-1 1 0,1 2 0,-1-1 0,-2 0 0,0-3 0,-3-3 0,0 1 0,-2 4 0,-1 4 0,0 6 0,-1 2 0,0 10 0,0 6 0,0 10 0,0 2 0,0 1 0,0 0 0,0-3 0,1-3 0,1-4 0,2-2 0,3 1 0,0-3 0,-1-1 0,0-6 0,-2-2 0,-2-4 0,-1 0 0</inkml:trace>
+  <inkml:trace contextRef="#ctx0" brushRef="#br0" timeOffset="49783">6722 463 24575,'0'15'0,"0"1"0,0 0 0,0 2 0,0-4 0,0 0 0,0 0 0,0-1 0,0 2 0,0-2 0,0 0 0,0-1 0,0 1 0,0 2 0,0 0 0,0-1 0,0-6 0,0-5 0,0-4 0,0-9 0,0-6 0,0-4 0,3-3 0,1 1 0,3 1 0,1 0 0,0 4 0,-2 4 0,-1 5 0,-2 4 0,1 2 0,2 1 0,1-1 0,5 1 0,3 0 0,1 0 0,0 1 0,-4 0 0,-6 0 0,-2 0 0</inkml:trace>
+  <inkml:trace contextRef="#ctx0" brushRef="#br0" timeOffset="50399">6945 375 24575,'0'0'0</inkml:trace>
+  <inkml:trace contextRef="#ctx0" brushRef="#br0" timeOffset="51499">6950 490 24575,'0'17'0,"0"6"0,0 8 0,0 0 0,0-3 0,0-8 0,0-6 0,0-7 0,0-3 0</inkml:trace>
+  <inkml:trace contextRef="#ctx0" brushRef="#br0" timeOffset="53066">7232 451 24575,'-23'0'0,"6"0"0,3 0 0,8 0 0,0 0 0,1 1 0,-3 2 0,1 2 0,-1 3 0,0 2 0,0 3 0,-1 2 0,1 2 0,2 1 0,1 1 0,2 1 0,0 3 0,2 5 0,1 4 0,0 3 0,0-4 0,0-5 0,1-7 0,1-6 0,2-2 0,1-3 0,1-3 0,1 0 0,0-3 0,1-1 0,0 0 0,0-1 0,0-2 0,0-4 0,3-6 0,1-6 0,3-4 0,0-6 0,1-1 0,-2 1 0,-2 0 0,-6 13 0,-2 3 0</inkml:trace>
+  <inkml:trace contextRef="#ctx0" brushRef="#br0" timeOffset="54299">7264 603 24575,'0'9'0,"0"3"0,0 2 0,2 1 0,1-4 0,0 0 0,1-2 0,-2-1 0,0-2 0,0-2 0,0-1 0,2 1 0,1 2 0,2 2 0,1 0 0,0 1 0,0 0 0,-3-3 0,-1-1 0,-1-4 0,-2 0 0</inkml:trace>
+  <inkml:trace contextRef="#ctx0" brushRef="#br0" timeOffset="56583">7417 317 24575,'0'21'0,"0"0"0,0 7 0,0 3 0,0 4 0,0 2 0,0-1 0,0-3 0,0-2 0,0-4 0,0-1 0,0 0 0,0-1 0,0-3 0,0-4 0,1-8 0,-1-3 0,2-2 0,-2 1 0,2 3 0,-1-2 0,0-3 0,0-5 0,-1-6 0,0-5 0,0-5 0,0-5 0,0-6 0,3-3 0,1 2 0,1 4 0,1 7 0,0 5 0,-1 4 0,0 3 0,1 2 0,0 1 0,0 1 0,1 2 0,2 0 0,0 0 0,4 0 0,1 0 0,0 0 0,-1 0 0,-2 2 0,-1 2 0,0 3 0,-2 2 0,-2 0 0,-1 0 0,-3 0 0,-1 0 0,-1 0 0,0 1 0,0 2 0,-2 2 0,-3 1 0,-2-1 0,-2 0 0,0-2 0,2-3 0,1-3 0,0-3 0,0 0 0,-2-1 0,-1 1 0,0 1 0,0-1 0,0-1 0,1-1 0,0 1 0,2 0 0,-1 0 0,2 0 0,0 0 0,2 0 0,0 0 0,0 0 0,1-1 0,0 0 0</inkml:trace>
+  <inkml:trace contextRef="#ctx0" brushRef="#br0" timeOffset="57883">7817 402 24575,'0'8'0,"0"6"0,0 10 0,0 7 0,0 11 0,0 4 0,0-2 0,0-3 0,0-12 0,0-4 0,0-4 0,0 1 0,0 0 0,0 2 0,0-3 0,0-4 0,0-5 0,0-3 0,0-5 0,0-1 0</inkml:trace>
+  <inkml:trace contextRef="#ctx0" brushRef="#br0" timeOffset="60266">8000 705 24575,'17'0'0,"-2"0"0,0 0 0,-3 0 0,-2 0 0,-3 0 0,-2 0 0,1 0 0,0-1 0,2-2 0,2-2 0,0-2 0,0 0 0,-3 1 0,-3 1 0,-2-2 0,1-2 0,1-4 0,0 0 0,0 1 0,-3 1 0,-1 2 0,0-2 0,0 0 0,-3 0 0,-3 3 0,-1 1 0,-4 2 0,-2 3 0,-3 0 0,-2 2 0,0 0 0,3 0 0,3 0 0,2 0 0,3 2 0,1 1 0,0 4 0,1 1 0,1 2 0,0 2 0,-1 1 0,0 3 0,0 4 0,0 1 0,1 4 0,0-2 0,1-2 0,2-2 0,0-3 0,1-2 0,0 1 0,0 1 0,0 1 0,0-1 0,1-1 0,1-2 0,1-1 0,3-1 0,0 0 0,0-1 0,0-2 0,0-1 0,1-1 0,-1-3 0,1 1 0,1-3 0,0 0 0,1 0 0,1-1 0,3 0 0,2 0 0,1 0 0,0 0 0,-1 0 0,1-1 0,-3-1 0,-1-2 0,-3 1 0,-3-1 0,-4 3 0,-1 0 0</inkml:trace>
+</inkml:ink>
+</file>
+
 <file path=word/ink/ink6.xml><?xml version="1.0" encoding="utf-8"?>
 <inkml:ink xmlns:inkml="http://www.w3.org/2003/InkML">
   <inkml:definitions>

--- a/BIS015L.docx
+++ b/BIS015L.docx
@@ -16656,7 +16656,7 @@
           </mc:Choice>
           <mc:Fallback>
             <w:pict>
-              <v:shapetype w14:anchorId="0E9E64F7" id="_x0000_t75" coordsize="21600,21600" o:spt="75" o:preferrelative="t" path="m@4@5l@4@11@9@11@9@5xe" filled="f" stroked="f">
+              <v:shapetype w14:anchorId="2803B807" id="_x0000_t75" coordsize="21600,21600" o:spt="75" o:preferrelative="t" path="m@4@5l@4@11@9@11@9@5xe" filled="f" stroked="f">
                 <v:stroke joinstyle="miter"/>
                 <v:formulas>
                   <v:f eqn="if lineDrawn pixelLineWidth 0"/>
@@ -16726,7 +16726,7 @@
           </mc:Choice>
           <mc:Fallback>
             <w:pict>
-              <v:shape w14:anchorId="62AAA908" id="Ink 18" o:spid="_x0000_s1026" type="#_x0000_t75" style="position:absolute;margin-left:56.4pt;margin-top:69.55pt;width:32.85pt;height:1.35pt;z-index:251809792;visibility:visible;mso-wrap-style:square;mso-wrap-distance-left:9pt;mso-wrap-distance-top:0;mso-wrap-distance-right:9pt;mso-wrap-distance-bottom:0;mso-position-horizontal:absolute;mso-position-horizontal-relative:text;mso-position-vertical:absolute;mso-position-vertical-relative:text" o:gfxdata="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">
+              <v:shape w14:anchorId="77DF085D" id="Ink 18" o:spid="_x0000_s1026" type="#_x0000_t75" style="position:absolute;margin-left:56.4pt;margin-top:69.55pt;width:32.85pt;height:1.35pt;z-index:251809792;visibility:visible;mso-wrap-style:square;mso-wrap-distance-left:9pt;mso-wrap-distance-top:0;mso-wrap-distance-right:9pt;mso-wrap-distance-bottom:0;mso-position-horizontal:absolute;mso-position-horizontal-relative:text;mso-position-vertical:absolute;mso-position-vertical-relative:text" o:gfxdata="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">
                 <v:imagedata r:id="rId135" o:title=""/>
               </v:shape>
             </w:pict>
@@ -16777,7 +16777,7 @@
           </mc:Choice>
           <mc:Fallback>
             <w:pict>
-              <v:shape w14:anchorId="0EF2BDC0" id="Ink 17" o:spid="_x0000_s1026" type="#_x0000_t75" style="position:absolute;margin-left:176.4pt;margin-top:70.5pt;width:19.1pt;height:1.05pt;z-index:251808768;visibility:visible;mso-wrap-style:square;mso-wrap-distance-left:9pt;mso-wrap-distance-top:0;mso-wrap-distance-right:9pt;mso-wrap-distance-bottom:0;mso-position-horizontal:absolute;mso-position-horizontal-relative:text;mso-position-vertical:absolute;mso-position-vertical-relative:text" o:gfxdata="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">
+              <v:shape w14:anchorId="0EF95D40" id="Ink 17" o:spid="_x0000_s1026" type="#_x0000_t75" style="position:absolute;margin-left:176.4pt;margin-top:70.5pt;width:19.1pt;height:1.05pt;z-index:251808768;visibility:visible;mso-wrap-style:square;mso-wrap-distance-left:9pt;mso-wrap-distance-top:0;mso-wrap-distance-right:9pt;mso-wrap-distance-bottom:0;mso-position-horizontal:absolute;mso-position-horizontal-relative:text;mso-position-vertical:absolute;mso-position-vertical-relative:text" o:gfxdata="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">
                 <v:imagedata r:id="rId137" o:title=""/>
               </v:shape>
             </w:pict>
@@ -17378,7 +17378,7 @@
         <mc:AlternateContent>
           <mc:Choice Requires="wpi">
             <w:drawing>
-              <wp:anchor distT="0" distB="0" distL="114300" distR="114300" simplePos="0" relativeHeight="251807744" behindDoc="0" locked="0" layoutInCell="1" allowOverlap="1" wp14:anchorId="562F25BD" wp14:editId="70CBD391">
+              <wp:anchor distT="0" distB="0" distL="114300" distR="114300" simplePos="0" relativeHeight="251807744" behindDoc="0" locked="0" layoutInCell="1" allowOverlap="1" wp14:anchorId="562F25BD" wp14:editId="1B3D5422">
                 <wp:simplePos x="0" y="0"/>
                 <wp:positionH relativeFrom="column">
                   <wp:posOffset>2256155</wp:posOffset>
@@ -17409,7 +17409,7 @@
           </mc:Choice>
           <mc:Fallback>
             <w:pict>
-              <v:shape w14:anchorId="53097E58" id="Ink 15" o:spid="_x0000_s1026" type="#_x0000_t75" style="position:absolute;margin-left:177.15pt;margin-top:48.65pt;width:217.15pt;height:120.55pt;z-index:251807744;visibility:visible;mso-wrap-style:square;mso-wrap-distance-left:9pt;mso-wrap-distance-top:0;mso-wrap-distance-right:9pt;mso-wrap-distance-bottom:0;mso-position-horizontal:absolute;mso-position-horizontal-relative:text;mso-position-vertical:absolute;mso-position-vertical-relative:text" o:gfxdata="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">
+              <v:shape w14:anchorId="60D5B786" id="Ink 15" o:spid="_x0000_s1026" type="#_x0000_t75" style="position:absolute;margin-left:177.15pt;margin-top:48.65pt;width:217.15pt;height:120.55pt;z-index:251807744;visibility:visible;mso-wrap-style:square;mso-wrap-distance-left:9pt;mso-wrap-distance-top:0;mso-wrap-distance-right:9pt;mso-wrap-distance-bottom:0;mso-position-horizontal:absolute;mso-position-horizontal-relative:text;mso-position-vertical:absolute;mso-position-vertical-relative:text" o:gfxdata="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">
                 <v:imagedata r:id="rId141" o:title=""/>
               </v:shape>
             </w:pict>
@@ -17460,7 +17460,7 @@
           </mc:Choice>
           <mc:Fallback>
             <w:pict>
-              <v:shape w14:anchorId="18AC2AC2" id="Ink 5" o:spid="_x0000_s1026" type="#_x0000_t75" style="position:absolute;margin-left:142.4pt;margin-top:41.45pt;width:29.25pt;height:10.05pt;z-index:251798528;visibility:visible;mso-wrap-style:square;mso-wrap-distance-left:9pt;mso-wrap-distance-top:0;mso-wrap-distance-right:9pt;mso-wrap-distance-bottom:0;mso-position-horizontal:absolute;mso-position-horizontal-relative:text;mso-position-vertical:absolute;mso-position-vertical-relative:text" o:gfxdata="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">
+              <v:shape w14:anchorId="003CF276" id="Ink 5" o:spid="_x0000_s1026" type="#_x0000_t75" style="position:absolute;margin-left:142.4pt;margin-top:41.45pt;width:29.25pt;height:10.05pt;z-index:251798528;visibility:visible;mso-wrap-style:square;mso-wrap-distance-left:9pt;mso-wrap-distance-top:0;mso-wrap-distance-right:9pt;mso-wrap-distance-bottom:0;mso-position-horizontal:absolute;mso-position-horizontal-relative:text;mso-position-vertical:absolute;mso-position-vertical-relative:text" o:gfxdata="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">
                 <v:imagedata r:id="rId143" o:title=""/>
               </v:shape>
             </w:pict>
@@ -17511,7 +17511,7 @@
           </mc:Choice>
           <mc:Fallback>
             <w:pict>
-              <v:shape w14:anchorId="3F42E830" id="Ink 4" o:spid="_x0000_s1026" type="#_x0000_t75" style="position:absolute;margin-left:142.55pt;margin-top:51.3pt;width:28.15pt;height:1.05pt;z-index:251797504;visibility:visible;mso-wrap-style:square;mso-wrap-distance-left:9pt;mso-wrap-distance-top:0;mso-wrap-distance-right:9pt;mso-wrap-distance-bottom:0;mso-position-horizontal:absolute;mso-position-horizontal-relative:text;mso-position-vertical:absolute;mso-position-vertical-relative:text" o:gfxdata="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">
+              <v:shape w14:anchorId="5D687A8F" id="Ink 4" o:spid="_x0000_s1026" type="#_x0000_t75" style="position:absolute;margin-left:142.55pt;margin-top:51.3pt;width:28.15pt;height:1.05pt;z-index:251797504;visibility:visible;mso-wrap-style:square;mso-wrap-distance-left:9pt;mso-wrap-distance-top:0;mso-wrap-distance-right:9pt;mso-wrap-distance-bottom:0;mso-position-horizontal:absolute;mso-position-horizontal-relative:text;mso-position-vertical:absolute;mso-position-vertical-relative:text" o:gfxdata="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">
                 <v:imagedata r:id="rId145" o:title=""/>
               </v:shape>
             </w:pict>
@@ -17590,12 +17590,12 @@
         <w:spacing w:after="0"/>
         <w:rPr>
           <w:rFonts w:ascii="Monaco" w:eastAsia="Times New Roman" w:hAnsi="Monaco" w:cs="Times New Roman"/>
-          <w:color w:val="000000" w:themeColor="text1"/>
-          <w:kern w:val="0"/>
-          <w:sz w:val="18"/>
-          <w:szCs w:val="18"/>
-          <w:lang w:val="en-US"/>
-          <w14:ligatures w14:val="none"/>
+          <w:noProof/>
+          <w:color w:val="000000" w:themeColor="text1"/>
+          <w:kern w:val="0"/>
+          <w:sz w:val="18"/>
+          <w:szCs w:val="18"/>
+          <w:lang w:val="en-US"/>
         </w:rPr>
       </w:pPr>
       <w:r>
@@ -17611,7 +17611,7 @@
         <mc:AlternateContent>
           <mc:Choice Requires="wpi">
             <w:drawing>
-              <wp:anchor distT="0" distB="0" distL="114300" distR="114300" simplePos="0" relativeHeight="251873280" behindDoc="0" locked="0" layoutInCell="1" allowOverlap="1" wp14:anchorId="5B4A7B10" wp14:editId="7F6AD4D2">
+              <wp:anchor distT="0" distB="0" distL="114300" distR="114300" simplePos="0" relativeHeight="251873280" behindDoc="0" locked="0" layoutInCell="1" allowOverlap="1" wp14:anchorId="5B4A7B10" wp14:editId="750C4CB1">
                 <wp:simplePos x="0" y="0"/>
                 <wp:positionH relativeFrom="column">
                   <wp:posOffset>583440</wp:posOffset>
@@ -17642,7 +17642,7 @@
           </mc:Choice>
           <mc:Fallback>
             <w:pict>
-              <v:shape w14:anchorId="40AF8511" id="Ink 82" o:spid="_x0000_s1026" type="#_x0000_t75" style="position:absolute;margin-left:45.45pt;margin-top:121.45pt;width:79.95pt;height:1.8pt;z-index:251873280;visibility:visible;mso-wrap-style:square;mso-wrap-distance-left:9pt;mso-wrap-distance-top:0;mso-wrap-distance-right:9pt;mso-wrap-distance-bottom:0;mso-position-horizontal:absolute;mso-position-horizontal-relative:text;mso-position-vertical:absolute;mso-position-vertical-relative:text" o:gfxdata="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">
+              <v:shape w14:anchorId="77E35374" id="Ink 82" o:spid="_x0000_s1026" type="#_x0000_t75" style="position:absolute;margin-left:45.45pt;margin-top:121.45pt;width:79.95pt;height:1.8pt;z-index:251873280;visibility:visible;mso-wrap-style:square;mso-wrap-distance-left:9pt;mso-wrap-distance-top:0;mso-wrap-distance-right:9pt;mso-wrap-distance-bottom:0;mso-position-horizontal:absolute;mso-position-horizontal-relative:text;mso-position-vertical:absolute;mso-position-vertical-relative:text" o:gfxdata="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">
                 <v:imagedata r:id="rId148" o:title=""/>
               </v:shape>
             </w:pict>
@@ -17693,7 +17693,7 @@
           </mc:Choice>
           <mc:Fallback>
             <w:pict>
-              <v:shape w14:anchorId="241A8091" id="Ink 81" o:spid="_x0000_s1026" type="#_x0000_t75" style="position:absolute;margin-left:42.25pt;margin-top:91.6pt;width:34.2pt;height:1.05pt;z-index:251872256;visibility:visible;mso-wrap-style:square;mso-wrap-distance-left:9pt;mso-wrap-distance-top:0;mso-wrap-distance-right:9pt;mso-wrap-distance-bottom:0;mso-position-horizontal:absolute;mso-position-horizontal-relative:text;mso-position-vertical:absolute;mso-position-vertical-relative:text" o:gfxdata="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">
+              <v:shape w14:anchorId="134B86A0" id="Ink 81" o:spid="_x0000_s1026" type="#_x0000_t75" style="position:absolute;margin-left:42.25pt;margin-top:91.6pt;width:34.2pt;height:1.05pt;z-index:251872256;visibility:visible;mso-wrap-style:square;mso-wrap-distance-left:9pt;mso-wrap-distance-top:0;mso-wrap-distance-right:9pt;mso-wrap-distance-bottom:0;mso-position-horizontal:absolute;mso-position-horizontal-relative:text;mso-position-vertical:absolute;mso-position-vertical-relative:text" o:gfxdata="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">
                 <v:imagedata r:id="rId150" o:title=""/>
               </v:shape>
             </w:pict>
@@ -17744,7 +17744,7 @@
           </mc:Choice>
           <mc:Fallback>
             <w:pict>
-              <v:shape w14:anchorId="71765A16" id="Ink 80" o:spid="_x0000_s1026" type="#_x0000_t75" style="position:absolute;margin-left:39.6pt;margin-top:59.15pt;width:18.45pt;height:1.05pt;z-index:251871232;visibility:visible;mso-wrap-style:square;mso-wrap-distance-left:9pt;mso-wrap-distance-top:0;mso-wrap-distance-right:9pt;mso-wrap-distance-bottom:0;mso-position-horizontal:absolute;mso-position-horizontal-relative:text;mso-position-vertical:absolute;mso-position-vertical-relative:text" o:gfxdata="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">
+              <v:shape w14:anchorId="61E69DA0" id="Ink 80" o:spid="_x0000_s1026" type="#_x0000_t75" style="position:absolute;margin-left:39.6pt;margin-top:59.15pt;width:18.45pt;height:1.05pt;z-index:251871232;visibility:visible;mso-wrap-style:square;mso-wrap-distance-left:9pt;mso-wrap-distance-top:0;mso-wrap-distance-right:9pt;mso-wrap-distance-bottom:0;mso-position-horizontal:absolute;mso-position-horizontal-relative:text;mso-position-vertical:absolute;mso-position-vertical-relative:text" o:gfxdata="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">
                 <v:imagedata r:id="rId152" o:title=""/>
               </v:shape>
             </w:pict>
@@ -17795,7 +17795,7 @@
           </mc:Choice>
           <mc:Fallback>
             <w:pict>
-              <v:shape w14:anchorId="1AC85FB5" id="Ink 79" o:spid="_x0000_s1026" type="#_x0000_t75" style="position:absolute;margin-left:79.8pt;margin-top:6.4pt;width:233.15pt;height:27.6pt;z-index:251870208;visibility:visible;mso-wrap-style:square;mso-wrap-distance-left:9pt;mso-wrap-distance-top:0;mso-wrap-distance-right:9pt;mso-wrap-distance-bottom:0;mso-position-horizontal:absolute;mso-position-horizontal-relative:text;mso-position-vertical:absolute;mso-position-vertical-relative:text" o:gfxdata="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">
+              <v:shape w14:anchorId="5A41F013" id="Ink 79" o:spid="_x0000_s1026" type="#_x0000_t75" style="position:absolute;margin-left:79.8pt;margin-top:6.4pt;width:233.15pt;height:27.6pt;z-index:251870208;visibility:visible;mso-wrap-style:square;mso-wrap-distance-left:9pt;mso-wrap-distance-top:0;mso-wrap-distance-right:9pt;mso-wrap-distance-bottom:0;mso-position-horizontal:absolute;mso-position-horizontal-relative:text;mso-position-vertical:absolute;mso-position-vertical-relative:text" o:gfxdata="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">
                 <v:imagedata r:id="rId154" o:title=""/>
               </v:shape>
             </w:pict>
@@ -17854,6 +17854,399 @@
           </wp:inline>
         </w:drawing>
       </w:r>
+    </w:p>
+    <w:p>
+      <w:pPr>
+        <w:spacing w:after="0"/>
+        <w:rPr>
+          <w:rFonts w:ascii="Monaco" w:eastAsia="Times New Roman" w:hAnsi="Monaco" w:cs="Times New Roman"/>
+          <w:color w:val="000000" w:themeColor="text1"/>
+          <w:kern w:val="0"/>
+          <w:sz w:val="18"/>
+          <w:szCs w:val="18"/>
+          <w:lang w:val="en-US"/>
+          <w14:ligatures w14:val="none"/>
+        </w:rPr>
+      </w:pPr>
+      <w:r>
+        <w:rPr>
+          <w:rFonts w:ascii="Monaco" w:eastAsia="Times New Roman" w:hAnsi="Monaco" w:cs="Times New Roman"/>
+          <w:noProof/>
+          <w:color w:val="000000" w:themeColor="text1"/>
+          <w:kern w:val="0"/>
+          <w:sz w:val="18"/>
+          <w:szCs w:val="18"/>
+          <w:lang w:val="en-US"/>
+        </w:rPr>
+        <mc:AlternateContent>
+          <mc:Choice Requires="wps">
+            <w:drawing>
+              <wp:anchor distT="0" distB="0" distL="114300" distR="114300" simplePos="0" relativeHeight="251874304" behindDoc="0" locked="0" layoutInCell="1" allowOverlap="1" wp14:anchorId="21C1483A" wp14:editId="230B55B1">
+                <wp:simplePos x="0" y="0"/>
+                <wp:positionH relativeFrom="column">
+                  <wp:posOffset>3417454</wp:posOffset>
+                </wp:positionH>
+                <wp:positionV relativeFrom="paragraph">
+                  <wp:posOffset>76200</wp:posOffset>
+                </wp:positionV>
+                <wp:extent cx="2687781" cy="2225964"/>
+                <wp:effectExtent l="0" t="0" r="17780" b="9525"/>
+                <wp:wrapNone/>
+                <wp:docPr id="1849683501" name="Text Box 85"/>
+                <wp:cNvGraphicFramePr/>
+                <a:graphic xmlns:a="http://schemas.openxmlformats.org/drawingml/2006/main">
+                  <a:graphicData uri="http://schemas.microsoft.com/office/word/2010/wordprocessingShape">
+                    <wps:wsp>
+                      <wps:cNvSpPr txBox="1"/>
+                      <wps:spPr>
+                        <a:xfrm>
+                          <a:off x="0" y="0"/>
+                          <a:ext cx="2687781" cy="2225964"/>
+                        </a:xfrm>
+                        <a:prstGeom prst="rect">
+                          <a:avLst/>
+                        </a:prstGeom>
+                        <a:solidFill>
+                          <a:schemeClr val="lt1"/>
+                        </a:solidFill>
+                        <a:ln w="6350">
+                          <a:solidFill>
+                            <a:prstClr val="black"/>
+                          </a:solidFill>
+                        </a:ln>
+                      </wps:spPr>
+                      <wps:txbx>
+                        <w:txbxContent>
+                          <w:p>
+                            <w:pPr>
+                              <w:pStyle w:val="NormalWeb"/>
+                              <w:rPr>
+                                <w:rFonts w:ascii="Monaco" w:hAnsi="Monaco"/>
+                              </w:rPr>
+                            </w:pPr>
+                            <w:r>
+                              <w:rPr>
+                                <w:rFonts w:ascii="Monaco" w:hAnsi="Monaco"/>
+                              </w:rPr>
+                              <w:t>Order:</w:t>
+                            </w:r>
+                          </w:p>
+                          <w:p>
+                            <w:pPr>
+                              <w:pStyle w:val="NormalWeb"/>
+                              <w:rPr>
+                                <w:rFonts w:ascii="Monaco" w:hAnsi="Monaco"/>
+                              </w:rPr>
+                            </w:pPr>
+                            <w:r>
+                              <w:rPr>
+                                <w:rFonts w:ascii="Monaco" w:hAnsi="Monaco"/>
+                              </w:rPr>
+                              <w:t>select → what data we keep</w:t>
+                            </w:r>
+                          </w:p>
+                          <w:p>
+                            <w:pPr>
+                              <w:pStyle w:val="NormalWeb"/>
+                              <w:rPr>
+                                <w:rFonts w:ascii="Monaco" w:hAnsi="Monaco"/>
+                              </w:rPr>
+                            </w:pPr>
+                            <w:proofErr w:type="spellStart"/>
+                            <w:r>
+                              <w:rPr>
+                                <w:rFonts w:ascii="Monaco" w:hAnsi="Monaco"/>
+                              </w:rPr>
+                              <w:t>group_by</w:t>
+                            </w:r>
+                            <w:proofErr w:type="spellEnd"/>
+                            <w:r>
+                              <w:rPr>
+                                <w:rFonts w:ascii="Monaco" w:hAnsi="Monaco"/>
+                              </w:rPr>
+                              <w:t xml:space="preserve"> → how to split</w:t>
+                            </w:r>
+                          </w:p>
+                          <w:p>
+                            <w:pPr>
+                              <w:pStyle w:val="NormalWeb"/>
+                              <w:rPr>
+                                <w:rFonts w:ascii="Monaco" w:hAnsi="Monaco"/>
+                              </w:rPr>
+                            </w:pPr>
+                            <w:r>
+                              <w:rPr>
+                                <w:rFonts w:ascii="Monaco" w:hAnsi="Monaco"/>
+                              </w:rPr>
+                              <w:t>filter → which rows inside each group</w:t>
+                            </w:r>
+                          </w:p>
+                          <w:p>
+                            <w:pPr>
+                              <w:pStyle w:val="NormalWeb"/>
+                              <w:rPr>
+                                <w:rFonts w:ascii="Monaco" w:hAnsi="Monaco"/>
+                              </w:rPr>
+                            </w:pPr>
+                            <w:r>
+                              <w:rPr>
+                                <w:rFonts w:ascii="Monaco" w:hAnsi="Monaco"/>
+                              </w:rPr>
+                              <w:t>summarise → calculate</w:t>
+                            </w:r>
+                          </w:p>
+                          <w:p/>
+                        </w:txbxContent>
+                      </wps:txbx>
+                      <wps:bodyPr rot="0" spcFirstLastPara="0" vertOverflow="overflow" horzOverflow="overflow" vert="horz" wrap="square" lIns="91440" tIns="45720" rIns="91440" bIns="45720" numCol="1" spcCol="0" rtlCol="0" fromWordArt="0" anchor="t" anchorCtr="0" forceAA="0" compatLnSpc="1">
+                        <a:prstTxWarp prst="textNoShape">
+                          <a:avLst/>
+                        </a:prstTxWarp>
+                        <a:noAutofit/>
+                      </wps:bodyPr>
+                    </wps:wsp>
+                  </a:graphicData>
+                </a:graphic>
+                <wp14:sizeRelH relativeFrom="margin">
+                  <wp14:pctWidth>0</wp14:pctWidth>
+                </wp14:sizeRelH>
+                <wp14:sizeRelV relativeFrom="margin">
+                  <wp14:pctHeight>0</wp14:pctHeight>
+                </wp14:sizeRelV>
+              </wp:anchor>
+            </w:drawing>
+          </mc:Choice>
+          <mc:Fallback>
+            <w:pict>
+              <v:shapetype w14:anchorId="21C1483A" id="_x0000_t202" coordsize="21600,21600" o:spt="202" path="m,l,21600r21600,l21600,xe">
+                <v:stroke joinstyle="miter"/>
+                <v:path gradientshapeok="t" o:connecttype="rect"/>
+              </v:shapetype>
+              <v:shape id="Text Box 85" o:spid="_x0000_s1026" type="#_x0000_t202" style="position:absolute;margin-left:269.1pt;margin-top:6pt;width:211.65pt;height:175.25pt;z-index:251874304;visibility:visible;mso-wrap-style:square;mso-width-percent:0;mso-height-percent:0;mso-wrap-distance-left:9pt;mso-wrap-distance-top:0;mso-wrap-distance-right:9pt;mso-wrap-distance-bottom:0;mso-position-horizontal:absolute;mso-position-horizontal-relative:text;mso-position-vertical:absolute;mso-position-vertical-relative:text;mso-width-percent:0;mso-height-percent:0;mso-width-relative:margin;mso-height-relative:margin;v-text-anchor:top" o:gfxdata="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" fillcolor="white [3201]" strokeweight=".5pt">
+                <v:textbox>
+                  <w:txbxContent>
+                    <w:p>
+                      <w:pPr>
+                        <w:pStyle w:val="NormalWeb"/>
+                        <w:rPr>
+                          <w:rFonts w:ascii="Monaco" w:hAnsi="Monaco"/>
+                        </w:rPr>
+                      </w:pPr>
+                      <w:r>
+                        <w:rPr>
+                          <w:rFonts w:ascii="Monaco" w:hAnsi="Monaco"/>
+                        </w:rPr>
+                        <w:t>Order:</w:t>
+                      </w:r>
+                    </w:p>
+                    <w:p>
+                      <w:pPr>
+                        <w:pStyle w:val="NormalWeb"/>
+                        <w:rPr>
+                          <w:rFonts w:ascii="Monaco" w:hAnsi="Monaco"/>
+                        </w:rPr>
+                      </w:pPr>
+                      <w:r>
+                        <w:rPr>
+                          <w:rFonts w:ascii="Monaco" w:hAnsi="Monaco"/>
+                        </w:rPr>
+                        <w:t>select → what data we keep</w:t>
+                      </w:r>
+                    </w:p>
+                    <w:p>
+                      <w:pPr>
+                        <w:pStyle w:val="NormalWeb"/>
+                        <w:rPr>
+                          <w:rFonts w:ascii="Monaco" w:hAnsi="Monaco"/>
+                        </w:rPr>
+                      </w:pPr>
+                      <w:proofErr w:type="spellStart"/>
+                      <w:r>
+                        <w:rPr>
+                          <w:rFonts w:ascii="Monaco" w:hAnsi="Monaco"/>
+                        </w:rPr>
+                        <w:t>group_by</w:t>
+                      </w:r>
+                      <w:proofErr w:type="spellEnd"/>
+                      <w:r>
+                        <w:rPr>
+                          <w:rFonts w:ascii="Monaco" w:hAnsi="Monaco"/>
+                        </w:rPr>
+                        <w:t xml:space="preserve"> → how to split</w:t>
+                      </w:r>
+                    </w:p>
+                    <w:p>
+                      <w:pPr>
+                        <w:pStyle w:val="NormalWeb"/>
+                        <w:rPr>
+                          <w:rFonts w:ascii="Monaco" w:hAnsi="Monaco"/>
+                        </w:rPr>
+                      </w:pPr>
+                      <w:r>
+                        <w:rPr>
+                          <w:rFonts w:ascii="Monaco" w:hAnsi="Monaco"/>
+                        </w:rPr>
+                        <w:t>filter → which rows inside each group</w:t>
+                      </w:r>
+                    </w:p>
+                    <w:p>
+                      <w:pPr>
+                        <w:pStyle w:val="NormalWeb"/>
+                        <w:rPr>
+                          <w:rFonts w:ascii="Monaco" w:hAnsi="Monaco"/>
+                        </w:rPr>
+                      </w:pPr>
+                      <w:r>
+                        <w:rPr>
+                          <w:rFonts w:ascii="Monaco" w:hAnsi="Monaco"/>
+                        </w:rPr>
+                        <w:t>summarise → calculate</w:t>
+                      </w:r>
+                    </w:p>
+                    <w:p/>
+                  </w:txbxContent>
+                </v:textbox>
+              </v:shape>
+            </w:pict>
+          </mc:Fallback>
+        </mc:AlternateContent>
+      </w:r>
+      <w:r>
+        <w:rPr>
+          <w:rFonts w:ascii="Monaco" w:eastAsia="Times New Roman" w:hAnsi="Monaco" w:cs="Times New Roman"/>
+          <w:noProof/>
+          <w:color w:val="000000" w:themeColor="text1"/>
+          <w:kern w:val="0"/>
+          <w:sz w:val="18"/>
+          <w:szCs w:val="18"/>
+          <w:lang w:val="en-US"/>
+        </w:rPr>
+        <w:drawing>
+          <wp:inline distT="0" distB="0" distL="0" distR="0" wp14:anchorId="43E0D43F" wp14:editId="409FA3CE">
+            <wp:extent cx="3260436" cy="2253537"/>
+            <wp:effectExtent l="0" t="0" r="3810" b="0"/>
+            <wp:docPr id="1333705659" name="Picture 84" descr="A screenshot of a computer&#10;&#10;AI-generated content may be incorrect."/>
+            <wp:cNvGraphicFramePr>
+              <a:graphicFrameLocks xmlns:a="http://schemas.openxmlformats.org/drawingml/2006/main" noChangeAspect="1"/>
+            </wp:cNvGraphicFramePr>
+            <a:graphic xmlns:a="http://schemas.openxmlformats.org/drawingml/2006/main">
+              <a:graphicData uri="http://schemas.openxmlformats.org/drawingml/2006/picture">
+                <pic:pic xmlns:pic="http://schemas.openxmlformats.org/drawingml/2006/picture">
+                  <pic:nvPicPr>
+                    <pic:cNvPr id="1333705659" name="Picture 84" descr="A screenshot of a computer&#10;&#10;AI-generated content may be incorrect."/>
+                    <pic:cNvPicPr/>
+                  </pic:nvPicPr>
+                  <pic:blipFill>
+                    <a:blip r:embed="rId156" cstate="print">
+                      <a:extLst>
+                        <a:ext uri="{28A0092B-C50C-407E-A947-70E740481C1C}">
+                          <a14:useLocalDpi xmlns:a14="http://schemas.microsoft.com/office/drawing/2010/main" val="0"/>
+                        </a:ext>
+                      </a:extLst>
+                    </a:blip>
+                    <a:stretch>
+                      <a:fillRect/>
+                    </a:stretch>
+                  </pic:blipFill>
+                  <pic:spPr>
+                    <a:xfrm>
+                      <a:off x="0" y="0"/>
+                      <a:ext cx="3286890" cy="2271822"/>
+                    </a:xfrm>
+                    <a:prstGeom prst="rect">
+                      <a:avLst/>
+                    </a:prstGeom>
+                  </pic:spPr>
+                </pic:pic>
+              </a:graphicData>
+            </a:graphic>
+          </wp:inline>
+        </w:drawing>
+      </w:r>
+    </w:p>
+    <w:p>
+      <w:pPr>
+        <w:spacing w:after="0"/>
+        <w:rPr>
+          <w:rFonts w:ascii="Monaco" w:eastAsia="Times New Roman" w:hAnsi="Monaco" w:cs="Times New Roman"/>
+          <w:color w:val="000000" w:themeColor="text1"/>
+          <w:kern w:val="0"/>
+          <w:sz w:val="18"/>
+          <w:szCs w:val="18"/>
+          <w:lang w:val="en-US"/>
+          <w14:ligatures w14:val="none"/>
+        </w:rPr>
+      </w:pPr>
+    </w:p>
+    <w:p>
+      <w:pPr>
+        <w:spacing w:after="0"/>
+        <w:rPr>
+          <w:rFonts w:ascii="Monaco" w:eastAsia="Times New Roman" w:hAnsi="Monaco" w:cs="Times New Roman"/>
+          <w:color w:val="000000" w:themeColor="text1"/>
+          <w:kern w:val="0"/>
+          <w:sz w:val="18"/>
+          <w:szCs w:val="18"/>
+          <w:lang w:val="en-US"/>
+          <w14:ligatures w14:val="none"/>
+        </w:rPr>
+      </w:pPr>
+    </w:p>
+    <w:p>
+      <w:pPr>
+        <w:spacing w:after="0"/>
+        <w:rPr>
+          <w:rFonts w:ascii="Monaco" w:eastAsia="Times New Roman" w:hAnsi="Monaco" w:cs="Times New Roman"/>
+          <w:color w:val="000000" w:themeColor="text1"/>
+          <w:kern w:val="0"/>
+          <w:sz w:val="18"/>
+          <w:szCs w:val="18"/>
+          <w:lang w:val="en-US"/>
+          <w14:ligatures w14:val="none"/>
+        </w:rPr>
+      </w:pPr>
+    </w:p>
+    <w:p>
+      <w:pPr>
+        <w:spacing w:after="0"/>
+        <w:rPr>
+          <w:rFonts w:ascii="Monaco" w:eastAsia="Times New Roman" w:hAnsi="Monaco" w:cs="Times New Roman" w:hint="eastAsia"/>
+          <w:color w:val="000000" w:themeColor="text1"/>
+          <w:kern w:val="0"/>
+          <w:sz w:val="18"/>
+          <w:szCs w:val="18"/>
+          <w:lang w:val="en-US"/>
+          <w14:ligatures w14:val="none"/>
+        </w:rPr>
+      </w:pPr>
+    </w:p>
+    <w:p>
+      <w:pPr>
+        <w:spacing w:after="0"/>
+        <w:rPr>
+          <w:rFonts w:ascii="Monaco" w:eastAsia="Times New Roman" w:hAnsi="Monaco" w:cs="Times New Roman"/>
+          <w:color w:val="000000" w:themeColor="text1"/>
+          <w:kern w:val="0"/>
+          <w:sz w:val="18"/>
+          <w:szCs w:val="18"/>
+          <w:lang w:val="en-US"/>
+          <w14:ligatures w14:val="none"/>
+        </w:rPr>
+      </w:pPr>
+    </w:p>
+    <w:p>
+      <w:pPr>
+        <w:spacing w:after="0"/>
+        <w:rPr>
+          <w:rFonts w:ascii="Monaco" w:eastAsia="Times New Roman" w:hAnsi="Monaco" w:cs="Times New Roman" w:hint="eastAsia"/>
+          <w:color w:val="000000" w:themeColor="text1"/>
+          <w:kern w:val="0"/>
+          <w:sz w:val="18"/>
+          <w:szCs w:val="18"/>
+          <w:lang w:val="en-US"/>
+          <w14:ligatures w14:val="none"/>
+        </w:rPr>
+      </w:pPr>
     </w:p>
     <w:sectPr>
       <w:pgSz w:w="11906" w:h="16838"/>
@@ -18861,6 +19254,22 @@
     <w:rPr>
       <w:b/>
       <w:bCs/>
+    </w:rPr>
+  </w:style>
+  <w:style w:type="paragraph" w:styleId="NormalWeb">
+    <w:name w:val="Normal (Web)"/>
+    <w:basedOn w:val="Normal"/>
+    <w:uiPriority w:val="99"/>
+    <w:semiHidden/>
+    <w:unhideWhenUsed/>
+    <w:rsid w:val="00CE6DDD"/>
+    <w:pPr>
+      <w:spacing w:before="100" w:beforeAutospacing="1" w:after="100" w:afterAutospacing="1" w:line="240" w:lineRule="auto"/>
+    </w:pPr>
+    <w:rPr>
+      <w:rFonts w:ascii="Times New Roman" w:eastAsia="Times New Roman" w:hAnsi="Times New Roman" w:cs="Times New Roman"/>
+      <w:kern w:val="0"/>
+      <w14:ligatures w14:val="none"/>
     </w:rPr>
   </w:style>
 </w:styles>
